--- a/docs/concurrency-test-plan.docx
+++ b/docs/concurrency-test-plan.docx
@@ -34,33 +34,7 @@
         <w:t xml:space="preserve">2026-04-30</w:t>
       </w:r>
     </w:p>
-    <w:sdt>
-      <w:sdtPr>
-        <w:docPartObj>
-          <w:docPartGallery w:val="Table of Contents"/>
-          <w:docPartUnique/>
-        </w:docPartObj>
-      </w:sdtPr>
-      <w:sdtContent>
-        <w:p>
-          <w:pPr>
-            <w:pStyle w:val="TOCHeading"/>
-          </w:pPr>
-          <w:r>
-            <w:t xml:space="preserve">Table of Contents</w:t>
-          </w:r>
-        </w:p>
-        <w:p>
-          <w:r>
-            <w:fldChar w:fldCharType="begin" w:dirty="true"/>
-            <w:instrText xml:space="preserve">TOC \o "1-2" \h \z \u</w:instrText>
-            <w:fldChar w:fldCharType="separate"/>
-            <w:fldChar w:fldCharType="end"/>
-          </w:r>
-        </w:p>
-      </w:sdtContent>
-    </w:sdt>
-    <w:bookmarkStart w:id="46" w:name="enki--concurrency-test-plan"/>
+    <w:bookmarkStart w:id="46" w:name="enki-concurrency-test-plan"/>
     <w:p>
       <w:pPr>
         <w:pStyle w:val="Heading1"/>
@@ -74,7 +48,7 @@
         <w:pStyle w:val="FirstParagraph"/>
       </w:pPr>
       <w:r>
-        <w:t xml:space="preserve">This document is a standalone test plan for Enki's optimistic-concurrency</w:t>
+        <w:t xml:space="preserve">This document is a standalone test plan for Enki’s optimistic-concurrency</w:t>
       </w:r>
       <w:r>
         <w:t xml:space="preserve"> </w:t>
@@ -187,7 +161,7 @@
         </w:pict>
       </w:r>
     </w:p>
-    <w:bookmarkStart w:id="9" w:name="X313ba032501327098d1d53bd12479216c946757"/>
+    <w:bookmarkStart w:id="9" w:name="X8b8ae1836a7a85eb01819f2f531f87fb414d438"/>
     <w:p>
       <w:pPr>
         <w:pStyle w:val="Heading2"/>
@@ -229,7 +203,8 @@
     <w:tbl>
       <w:tblPr>
         <w:tblStyle w:val="Table"/>
-        <w:tblW w:type="auto" w:w="0"/>
+        <w:tblW w:type="pct" w:w="5000"/>
+        <w:tblLayout w:type="fixed"/>
         <w:tblLook w:firstRow="1" w:lastRow="0" w:firstColumn="0" w:lastColumn="0" w:noHBand="0" w:noVBand="0" w:val="0020"/>
       </w:tblPr>
       <w:tblGrid>
@@ -497,7 +472,7 @@
         </w:numPr>
       </w:pPr>
       <w:r>
-        <w:t xml:space="preserve">The server pins the supplied token as the EF entry's</w:t>
+        <w:t xml:space="preserve">The server pins the supplied token as the EF entry’s</w:t>
       </w:r>
       <w:r>
         <w:t xml:space="preserve"> </w:t>
@@ -581,7 +556,7 @@
         </w:numPr>
       </w:pPr>
       <w:r>
-        <w:t xml:space="preserve">The controller's helper (</w:t>
+        <w:t xml:space="preserve">The controller’s helper (</w:t>
       </w:r>
       <w:r>
         <w:rPr>
@@ -640,7 +615,7 @@
           <w:i/>
           <w:iCs/>
         </w:rPr>
-        <w:t xml:space="preserve">"The {entity} was modified by another user since you loaded it.</w:t>
+        <w:t xml:space="preserve">“The {entity} was modified by another user since you loaded it.</w:t>
       </w:r>
       <w:r>
         <w:rPr>
@@ -654,7 +629,7 @@
           <w:i/>
           <w:iCs/>
         </w:rPr>
-        <w:t xml:space="preserve">Reload to see the latest values, then re-apply your edit."</w:t>
+        <w:t xml:space="preserve">Reload to see the latest values, then re-apply your edit.”</w:t>
       </w:r>
     </w:p>
     <w:p>
@@ -668,7 +643,7 @@
         <w:t xml:space="preserve"> </w:t>
       </w:r>
       <w:r>
-        <w:t xml:space="preserve">buffered locally — they are expected to reload, observe the other writer's</w:t>
+        <w:t xml:space="preserve">buffered locally — they are expected to reload, observe the other writer’s</w:t>
       </w:r>
       <w:r>
         <w:t xml:space="preserve"> </w:t>
@@ -698,7 +673,7 @@
         <w:t xml:space="preserve"> </w:t>
       </w:r>
       <w:r>
-        <w:t xml:space="preserve">two simultaneous saves produce the same 409 regardless of who's signed in.</w:t>
+        <w:t xml:space="preserve">two simultaneous saves produce the same 409 regardless of who’s signed in.</w:t>
       </w:r>
       <w:r>
         <w:t xml:space="preserve"> </w:t>
@@ -757,7 +732,7 @@
       </w:r>
     </w:p>
     <w:bookmarkEnd w:id="9"/>
-    <w:bookmarkStart w:id="10" w:name="b-pre-conditions"/>
+    <w:bookmarkStart w:id="10" w:name="b.-pre-conditions"/>
     <w:p>
       <w:pPr>
         <w:pStyle w:val="Heading2"/>
@@ -882,7 +857,7 @@
         <w:t xml:space="preserve"> </w:t>
       </w:r>
       <w:r>
-        <w:t xml:space="preserve">least one of them must hold the</w:t>
+        <w:t xml:space="preserve">least one of them must be</w:t>
       </w:r>
       <w:r>
         <w:t xml:space="preserve"> </w:t>
@@ -892,19 +867,52 @@
           <w:b/>
           <w:bCs/>
         </w:rPr>
-        <w:t xml:space="preserve">Tenant Admin</w:t>
-      </w:r>
-      <w:r>
-        <w:t xml:space="preserve"> </w:t>
-      </w:r>
-      <w:r>
-        <w:t xml:space="preserve">role for tests</w:t>
-      </w:r>
-      <w:r>
-        <w:t xml:space="preserve"> </w:t>
-      </w:r>
-      <w:r>
-        <w:t xml:space="preserve">touching tenant-Admin-gated operations.</w:t>
+        <w:t xml:space="preserve">Supervisor or above</w:t>
+      </w:r>
+      <w:r>
+        <w:t xml:space="preserve"> </w:t>
+      </w:r>
+      <w:r>
+        <w:t xml:space="preserve">(or admin) for</w:t>
+      </w:r>
+      <w:r>
+        <w:t xml:space="preserve"> </w:t>
+      </w:r>
+      <w:r>
+        <w:t xml:space="preserve">tests touching member-management operations — the per-tenant</w:t>
+      </w:r>
+      <w:r>
+        <w:t xml:space="preserve"> </w:t>
+      </w:r>
+      <w:r>
+        <w:t xml:space="preserve">Admin/Contributor/Viewer role has been retired in the</w:t>
+      </w:r>
+      <w:r>
+        <w:t xml:space="preserve"> </w:t>
+      </w:r>
+      <w:r>
+        <w:t xml:space="preserve">authorization redesign and member management is gated by the</w:t>
+      </w:r>
+      <w:r>
+        <w:t xml:space="preserve"> </w:t>
+      </w:r>
+      <w:r>
+        <w:t xml:space="preserve">system-wide</w:t>
+      </w:r>
+      <w:r>
+        <w:t xml:space="preserve"> </w:t>
+      </w:r>
+      <w:r>
+        <w:rPr>
+          <w:rStyle w:val="VerbatimChar"/>
+        </w:rPr>
+        <w:t xml:space="preserve">TeamSubtype</w:t>
+      </w:r>
+      <w:r>
+        <w:t xml:space="preserve"> </w:t>
+      </w:r>
+      <w:r>
+        <w:t xml:space="preserve">hierarchy.</w:t>
       </w:r>
     </w:p>
     <w:p>
@@ -977,7 +985,13 @@
         </w:numPr>
       </w:pPr>
       <w:r>
-        <w:t xml:space="preserve">"Same user" tests use</w:t>
+        <w:t xml:space="preserve">“Same user”</w:t>
+      </w:r>
+      <w:r>
+        <w:t xml:space="preserve"> </w:t>
+      </w:r>
+      <w:r>
+        <w:t xml:space="preserve">tests use</w:t>
       </w:r>
       <w:r>
         <w:t xml:space="preserve"> </w:t>
@@ -1011,7 +1025,13 @@
         </w:numPr>
       </w:pPr>
       <w:r>
-        <w:t xml:space="preserve">"Different user" tests use</w:t>
+        <w:t xml:space="preserve">“Different user”</w:t>
+      </w:r>
+      <w:r>
+        <w:t xml:space="preserve"> </w:t>
+      </w:r>
+      <w:r>
+        <w:t xml:space="preserve">tests use</w:t>
       </w:r>
       <w:r>
         <w:t xml:space="preserve"> </w:t>
@@ -1076,7 +1096,7 @@
       </w:r>
     </w:p>
     <w:bookmarkEnd w:id="10"/>
-    <w:bookmarkStart w:id="11" w:name="c-test-conventions"/>
+    <w:bookmarkStart w:id="11" w:name="c.-test-conventions"/>
     <w:p>
       <w:pPr>
         <w:pStyle w:val="Heading2"/>
@@ -1172,7 +1192,7 @@
               <w:pStyle w:val="Compact"/>
             </w:pPr>
             <w:r>
-              <w:t xml:space="preserve">☐</w:t>
+              <w:t xml:space="preserve">[ ]</w:t>
             </w:r>
           </w:p>
         </w:tc>
@@ -1182,7 +1202,8 @@
     <w:tbl>
       <w:tblPr>
         <w:tblStyle w:val="Table"/>
-        <w:tblW w:type="auto" w:w="0"/>
+        <w:tblW w:type="pct" w:w="5000"/>
+        <w:tblLayout w:type="fixed"/>
         <w:tblLook w:firstRow="1" w:lastRow="0" w:firstColumn="0" w:lastColumn="0" w:noHBand="0" w:noVBand="0" w:val="0020"/>
       </w:tblPr>
       <w:tblGrid>
@@ -1400,7 +1421,13 @@
               <w:pStyle w:val="Compact"/>
             </w:pPr>
             <w:r>
-              <w:t xml:space="preserve">Steps + expected. Read it as "do these steps; expect this."</w:t>
+              <w:t xml:space="preserve">Steps + expected. Read it as</w:t>
+            </w:r>
+            <w:r>
+              <w:t xml:space="preserve"> </w:t>
+            </w:r>
+            <w:r>
+              <w:t xml:space="preserve">“do these steps; expect this.”</w:t>
             </w:r>
           </w:p>
         </w:tc>
@@ -1488,7 +1515,7 @@
           <w:i/>
           <w:iCs/>
         </w:rPr>
-        <w:t xml:space="preserve">"The {entity} was modified by another user since you loaded it. Reload</w:t>
+        <w:t xml:space="preserve">“The {entity} was modified by another user since you loaded it. Reload</w:t>
       </w:r>
       <w:r>
         <w:rPr>
@@ -1502,7 +1529,7 @@
           <w:i/>
           <w:iCs/>
         </w:rPr>
-        <w:t xml:space="preserve">to see the latest values, then re-apply your edit."</w:t>
+        <w:t xml:space="preserve">to see the latest values, then re-apply your edit.”</w:t>
       </w:r>
     </w:p>
     <w:p>
@@ -1520,7 +1547,7 @@
           <w:i/>
           <w:iCs/>
         </w:rPr>
-        <w:t xml:space="preserve">"…expect 409 banner"</w:t>
+        <w:t xml:space="preserve">“…expect 409 banner”</w:t>
       </w:r>
       <w:r>
         <w:t xml:space="preserve">, the operator</w:t>
@@ -1535,7 +1562,7 @@
         <w:t xml:space="preserve"> </w:t>
       </w:r>
       <w:r>
-        <w:t xml:space="preserve">lifecycle transitions, the banner appears on the entity's detail page</w:t>
+        <w:t xml:space="preserve">lifecycle transitions, the banner appears on the entity’s detail page</w:t>
       </w:r>
       <w:r>
         <w:t xml:space="preserve"> </w:t>
@@ -1577,7 +1604,7 @@
           <w:i/>
           <w:iCs/>
         </w:rPr>
-        <w:t xml:space="preserve">"CC-FE-JOB-01: two-tab Job edit accepts stale RowVersion"</w:t>
+        <w:t xml:space="preserve">“CC-FE-JOB-01: two-tab Job edit accepts stale RowVersion”</w:t>
       </w:r>
       <w:r>
         <w:t xml:space="preserve">) and</w:t>
@@ -1597,7 +1624,7 @@
       </w:r>
     </w:p>
     <w:bookmarkEnd w:id="11"/>
-    <w:bookmarkStart w:id="12" w:name="d-smoke-pass-10-minutes"/>
+    <w:bookmarkStart w:id="12" w:name="d.-smoke-pass-10-minutes"/>
     <w:p>
       <w:pPr>
         <w:pStyle w:val="Heading2"/>
@@ -1623,7 +1650,8 @@
     <w:tbl>
       <w:tblPr>
         <w:tblStyle w:val="Table"/>
-        <w:tblW w:type="auto" w:w="0"/>
+        <w:tblW w:type="pct" w:w="5000"/>
+        <w:tblLayout w:type="fixed"/>
         <w:tblLook w:firstRow="1" w:lastRow="0" w:firstColumn="0" w:lastColumn="0" w:noHBand="0" w:noVBand="0" w:val="0020"/>
       </w:tblPr>
       <w:tblGrid>
@@ -1762,7 +1790,7 @@
               <w:pStyle w:val="Compact"/>
             </w:pPr>
             <w:r>
-              <w:t xml:space="preserve">☐</w:t>
+              <w:t xml:space="preserve">[ ]</w:t>
             </w:r>
           </w:p>
         </w:tc>
@@ -1813,18 +1841,18 @@
               <w:t xml:space="preserve"> </w:t>
             </w:r>
             <w:r>
-              <w:t xml:space="preserve">in two tabs. Click Deactivate in tab 1 → tenant deactivates. Click Deactivate in tab 2 → 409 banner (NOT idempotent, because the row's RowVersion moved). Reload tab 2 → shows tenant is Inactive; no further action needed.</w:t>
-            </w:r>
-          </w:p>
-        </w:tc>
-        <w:tc>
-          <w:tcPr/>
-          <w:p>
-            <w:pPr>
-              <w:pStyle w:val="Compact"/>
-            </w:pPr>
-            <w:r>
-              <w:t xml:space="preserve">☐</w:t>
+              <w:t xml:space="preserve">in two tabs. Click Deactivate in tab 1 → tenant deactivates. Click Deactivate in tab 2 → 409 banner (NOT idempotent, because the row’s RowVersion moved). Reload tab 2 → shows tenant is Inactive; no further action needed.</w:t>
+            </w:r>
+          </w:p>
+        </w:tc>
+        <w:tc>
+          <w:tcPr/>
+          <w:p>
+            <w:pPr>
+              <w:pStyle w:val="Compact"/>
+            </w:pPr>
+            <w:r>
+              <w:t xml:space="preserve">[ ]</w:t>
             </w:r>
           </w:p>
         </w:tc>
@@ -1860,7 +1888,7 @@
               <w:t xml:space="preserve">enki-admin</w:t>
             </w:r>
             <w:r>
-              <w:t xml:space="preserve">. Open any user's</w:t>
+              <w:t xml:space="preserve">. Open any user’s</w:t>
             </w:r>
             <w:r>
               <w:t xml:space="preserve"> </w:t>
@@ -1875,18 +1903,42 @@
               <w:t xml:space="preserve"> </w:t>
             </w:r>
             <w:r>
-              <w:t xml:space="preserve">detail page in two tabs. Click "Lock account" in tab 1 → user is locked. Click "Lock account" in tab 2 → 409 banner. Reload tab 2 → user shows as locked.</w:t>
-            </w:r>
-          </w:p>
-        </w:tc>
-        <w:tc>
-          <w:tcPr/>
-          <w:p>
-            <w:pPr>
-              <w:pStyle w:val="Compact"/>
-            </w:pPr>
-            <w:r>
-              <w:t xml:space="preserve">☐</w:t>
+              <w:t xml:space="preserve">detail page in two tabs. Click</w:t>
+            </w:r>
+            <w:r>
+              <w:t xml:space="preserve"> </w:t>
+            </w:r>
+            <w:r>
+              <w:t xml:space="preserve">“Lock account”</w:t>
+            </w:r>
+            <w:r>
+              <w:t xml:space="preserve"> </w:t>
+            </w:r>
+            <w:r>
+              <w:t xml:space="preserve">in tab 1 → user is locked. Click</w:t>
+            </w:r>
+            <w:r>
+              <w:t xml:space="preserve"> </w:t>
+            </w:r>
+            <w:r>
+              <w:t xml:space="preserve">“Lock account”</w:t>
+            </w:r>
+            <w:r>
+              <w:t xml:space="preserve"> </w:t>
+            </w:r>
+            <w:r>
+              <w:t xml:space="preserve">in tab 2 → 409 banner. Reload tab 2 → user shows as locked.</w:t>
+            </w:r>
+          </w:p>
+        </w:tc>
+        <w:tc>
+          <w:tcPr/>
+          <w:p>
+            <w:pPr>
+              <w:pStyle w:val="Compact"/>
+            </w:pPr>
+            <w:r>
+              <w:t xml:space="preserve">[ ]</w:t>
             </w:r>
           </w:p>
         </w:tc>
@@ -1957,7 +2009,7 @@
               <w:pStyle w:val="Compact"/>
             </w:pPr>
             <w:r>
-              <w:t xml:space="preserve">☐</w:t>
+              <w:t xml:space="preserve">[ ]</w:t>
             </w:r>
           </w:p>
         </w:tc>
@@ -1993,7 +2045,7 @@
               <w:t xml:space="preserve">mike.king</w:t>
             </w:r>
             <w:r>
-              <w:t xml:space="preserve">. Edit a Job, save with the form's RowVersion field manually deleted via browser devtools → server returns 400 ValidationProblem with</w:t>
+              <w:t xml:space="preserve">. Edit a Job, save with the form’s RowVersion field manually deleted via browser devtools → server returns 400 ValidationProblem with</w:t>
             </w:r>
             <w:r>
               <w:t xml:space="preserve"> </w:t>
@@ -2034,7 +2086,7 @@
               <w:pStyle w:val="Compact"/>
             </w:pPr>
             <w:r>
-              <w:t xml:space="preserve">☐</w:t>
+              <w:t xml:space="preserve">[ ]</w:t>
             </w:r>
           </w:p>
         </w:tc>
@@ -2056,7 +2108,7 @@
       </w:r>
     </w:p>
     <w:bookmarkEnd w:id="12"/>
-    <w:bookmarkStart w:id="27" w:name="e-field-edits--iauditable-entities"/>
+    <w:bookmarkStart w:id="27" w:name="e.-field-edits-iauditable-entities"/>
     <w:p>
       <w:pPr>
         <w:pStyle w:val="Heading2"/>
@@ -2169,10 +2221,10 @@
         <w:t xml:space="preserve"> </w:t>
       </w:r>
       <w:r>
-        <w:t xml:space="preserve">mechanism works regardless of who's writing.</w:t>
+        <w:t xml:space="preserve">mechanism works regardless of who’s writing.</w:t>
       </w:r>
     </w:p>
-    <w:bookmarkStart w:id="13" w:name="e1-tenant-master-db"/>
+    <w:bookmarkStart w:id="13" w:name="e.1-tenant-master-db"/>
     <w:p>
       <w:pPr>
         <w:pStyle w:val="Heading3"/>
@@ -2184,7 +2236,8 @@
     <w:tbl>
       <w:tblPr>
         <w:tblStyle w:val="Table"/>
-        <w:tblW w:type="auto" w:w="0"/>
+        <w:tblW w:type="pct" w:w="5000"/>
+        <w:tblLayout w:type="fixed"/>
         <w:tblLook w:firstRow="1" w:lastRow="0" w:firstColumn="0" w:lastColumn="0" w:noHBand="0" w:noVBand="0" w:val="0020"/>
       </w:tblPr>
       <w:tblGrid>
@@ -2352,7 +2405,7 @@
               <w:pStyle w:val="Compact"/>
             </w:pPr>
             <w:r>
-              <w:t xml:space="preserve">☐</w:t>
+              <w:t xml:space="preserve">[ ]</w:t>
             </w:r>
           </w:p>
         </w:tc>
@@ -2454,7 +2507,7 @@
               <w:pStyle w:val="Compact"/>
             </w:pPr>
             <w:r>
-              <w:t xml:space="preserve">☐</w:t>
+              <w:t xml:space="preserve">[ ]</w:t>
             </w:r>
           </w:p>
         </w:tc>
@@ -2529,7 +2582,7 @@
               <w:pStyle w:val="Compact"/>
             </w:pPr>
             <w:r>
-              <w:t xml:space="preserve">☐</w:t>
+              <w:t xml:space="preserve">[ ]</w:t>
             </w:r>
           </w:p>
         </w:tc>
@@ -2574,14 +2627,14 @@
               <w:pStyle w:val="Compact"/>
             </w:pPr>
             <w:r>
-              <w:t xml:space="preserve">☐</w:t>
+              <w:t xml:space="preserve">[ ]</w:t>
             </w:r>
           </w:p>
         </w:tc>
       </w:tr>
     </w:tbl>
     <w:bookmarkEnd w:id="13"/>
-    <w:bookmarkStart w:id="14" w:name="e2-tenant-member-master-db"/>
+    <w:bookmarkStart w:id="14" w:name="e.2-tenant-member-master-db"/>
     <w:p>
       <w:pPr>
         <w:pStyle w:val="Heading3"/>
@@ -2590,10 +2643,43 @@
         <w:t xml:space="preserve">E.2 Tenant Member (master DB)</w:t>
       </w:r>
     </w:p>
+    <w:p>
+      <w:pPr>
+        <w:pStyle w:val="FirstParagraph"/>
+      </w:pPr>
+      <w:r>
+        <w:t xml:space="preserve">The per-member Admin/Contributor/Viewer role has been retired in the</w:t>
+      </w:r>
+      <w:r>
+        <w:t xml:space="preserve"> </w:t>
+      </w:r>
+      <w:r>
+        <w:t xml:space="preserve">authorization redesign — there is no inline role dropdown to race on</w:t>
+      </w:r>
+      <w:r>
+        <w:t xml:space="preserve"> </w:t>
+      </w:r>
+      <w:r>
+        <w:t xml:space="preserve">any more. The remaining concurrency surface is the add-member flow</w:t>
+      </w:r>
+      <w:r>
+        <w:t xml:space="preserve"> </w:t>
+      </w:r>
+      <w:r>
+        <w:t xml:space="preserve">(two admins both attempt to add the same user) and the remove flow</w:t>
+      </w:r>
+      <w:r>
+        <w:t xml:space="preserve"> </w:t>
+      </w:r>
+      <w:r>
+        <w:t xml:space="preserve">(two admins both attempt to remove the same row).</w:t>
+      </w:r>
+    </w:p>
     <w:tbl>
       <w:tblPr>
         <w:tblStyle w:val="Table"/>
-        <w:tblW w:type="auto" w:w="0"/>
+        <w:tblW w:type="pct" w:w="5000"/>
+        <w:tblLayout w:type="fixed"/>
         <w:tblLook w:firstRow="1" w:lastRow="0" w:firstColumn="0" w:lastColumn="0" w:noHBand="0" w:noVBand="0" w:val="0020"/>
       </w:tblPr>
       <w:tblGrid>
@@ -2662,13 +2748,13 @@
                 <w:b/>
                 <w:bCs/>
               </w:rPr>
-              <w:t xml:space="preserve">Same user, two tabs.</w:t>
-            </w:r>
-            <w:r>
-              <w:t xml:space="preserve"> </w:t>
-            </w:r>
-            <w:r>
-              <w:t xml:space="preserve">Sign in as Tenant Admin of</w:t>
+              <w:t xml:space="preserve">Same user, two tabs — add race.</w:t>
+            </w:r>
+            <w:r>
+              <w:t xml:space="preserve"> </w:t>
+            </w:r>
+            <w:r>
+              <w:t xml:space="preserve">Sign in as</w:t>
             </w:r>
             <w:r>
               <w:t xml:space="preserve"> </w:t>
@@ -2677,10 +2763,25 @@
               <w:rPr>
                 <w:rStyle w:val="VerbatimChar"/>
               </w:rPr>
+              <w:t xml:space="preserve">enki-admin</w:t>
+            </w:r>
+            <w:r>
+              <w:t xml:space="preserve"> </w:t>
+            </w:r>
+            <w:r>
+              <w:t xml:space="preserve">(or a Supervisor member of</w:t>
+            </w:r>
+            <w:r>
+              <w:t xml:space="preserve"> </w:t>
+            </w:r>
+            <w:r>
+              <w:rPr>
+                <w:rStyle w:val="VerbatimChar"/>
+              </w:rPr>
               <w:t xml:space="preserve">PERMIAN</w:t>
             </w:r>
             <w:r>
-              <w:t xml:space="preserve">. Open</w:t>
+              <w:t xml:space="preserve">). Open</w:t>
             </w:r>
             <w:r>
               <w:t xml:space="preserve"> </w:t>
@@ -2695,7 +2796,7 @@
               <w:t xml:space="preserve"> </w:t>
             </w:r>
             <w:r>
-              <w:t xml:space="preserve">in two tabs. In tab 1 change a member's role from Contributor → Admin via the inline dropdown → success. In tab 2 (still showing Contributor) change the same member's role to Viewer →</w:t>
+              <w:t xml:space="preserve">in two tabs. In tab 1 add candidate user X → success, row appears. In tab 2 (still showing X in the candidate dropdown) add X →</w:t>
             </w:r>
             <w:r>
               <w:t xml:space="preserve"> </w:t>
@@ -2708,18 +2809,21 @@
               <w:t xml:space="preserve">409 banner</w:t>
             </w:r>
             <w:r>
-              <w:t xml:space="preserve">. Reload tab 2 → shows Admin.</w:t>
-            </w:r>
-          </w:p>
-        </w:tc>
-        <w:tc>
-          <w:tcPr/>
-          <w:p>
-            <w:pPr>
-              <w:pStyle w:val="Compact"/>
-            </w:pPr>
-            <w:r>
-              <w:t xml:space="preserve">☐</w:t>
+              <w:t xml:space="preserve"> </w:t>
+            </w:r>
+            <w:r>
+              <w:t xml:space="preserve">(member already exists). Reload tab 2 → X is in the member grid, gone from the candidate dropdown.</w:t>
+            </w:r>
+          </w:p>
+        </w:tc>
+        <w:tc>
+          <w:tcPr/>
+          <w:p>
+            <w:pPr>
+              <w:pStyle w:val="Compact"/>
+            </w:pPr>
+            <w:r>
+              <w:t xml:space="preserve">[ ]</w:t>
             </w:r>
           </w:p>
         </w:tc>
@@ -2747,13 +2851,13 @@
                 <w:b/>
                 <w:bCs/>
               </w:rPr>
-              <w:t xml:space="preserve">Different Tenant Admins.</w:t>
-            </w:r>
-            <w:r>
-              <w:t xml:space="preserve"> </w:t>
-            </w:r>
-            <w:r>
-              <w:t xml:space="preserve">Two distinct Tenant Admins of</w:t>
+              <w:t xml:space="preserve">Different Supervisors — add race.</w:t>
+            </w:r>
+            <w:r>
+              <w:t xml:space="preserve"> </w:t>
+            </w:r>
+            <w:r>
+              <w:t xml:space="preserve">Two distinct Supervisor-tier members of</w:t>
             </w:r>
             <w:r>
               <w:t xml:space="preserve"> </w:t>
@@ -2768,7 +2872,7 @@
               <w:t xml:space="preserve"> </w:t>
             </w:r>
             <w:r>
-              <w:t xml:space="preserve">(or one Tenant Admin + one</w:t>
+              <w:t xml:space="preserve">(or one Supervisor + one</w:t>
             </w:r>
             <w:r>
               <w:t xml:space="preserve"> </w:t>
@@ -2792,18 +2896,18 @@
               <w:t xml:space="preserve">/tenants/PERMIAN/members</w:t>
             </w:r>
             <w:r>
-              <w:t xml:space="preserve">. User A changes a role → success. User B changes the same row's role → 409 banner.</w:t>
-            </w:r>
-          </w:p>
-        </w:tc>
-        <w:tc>
-          <w:tcPr/>
-          <w:p>
-            <w:pPr>
-              <w:pStyle w:val="Compact"/>
-            </w:pPr>
-            <w:r>
-              <w:t xml:space="preserve">☐</w:t>
+              <w:t xml:space="preserve">. User A adds X → success. User B adds X → 409 banner.</w:t>
+            </w:r>
+          </w:p>
+        </w:tc>
+        <w:tc>
+          <w:tcPr/>
+          <w:p>
+            <w:pPr>
+              <w:pStyle w:val="Compact"/>
+            </w:pPr>
+            <w:r>
+              <w:t xml:space="preserve">[ ]</w:t>
             </w:r>
           </w:p>
         </w:tc>
@@ -2831,31 +2935,76 @@
                 <w:b/>
                 <w:bCs/>
               </w:rPr>
+              <w:t xml:space="preserve">Same user, two tabs — remove race.</w:t>
+            </w:r>
+            <w:r>
+              <w:t xml:space="preserve"> </w:t>
+            </w:r>
+            <w:r>
+              <w:t xml:space="preserve">Two tabs as above, both with member Y in the grid. Tab 1: Remove Y → success. Tab 2: Remove Y → 409 banner (already removed). Reload tab 2 → Y is gone from the grid.</w:t>
+            </w:r>
+          </w:p>
+        </w:tc>
+        <w:tc>
+          <w:tcPr/>
+          <w:p>
+            <w:pPr>
+              <w:pStyle w:val="Compact"/>
+            </w:pPr>
+            <w:r>
+              <w:t xml:space="preserve">[ ]</w:t>
+            </w:r>
+          </w:p>
+        </w:tc>
+      </w:tr>
+      <w:tr>
+        <w:tc>
+          <w:tcPr/>
+          <w:p>
+            <w:pPr>
+              <w:pStyle w:val="Compact"/>
+            </w:pPr>
+            <w:r>
+              <w:t xml:space="preserve">CC-FE-TM-04</w:t>
+            </w:r>
+          </w:p>
+        </w:tc>
+        <w:tc>
+          <w:tcPr/>
+          <w:p>
+            <w:pPr>
+              <w:pStyle w:val="Compact"/>
+            </w:pPr>
+            <w:r>
+              <w:rPr>
+                <w:b/>
+                <w:bCs/>
+              </w:rPr>
               <w:t xml:space="preserve">Recovery.</w:t>
             </w:r>
             <w:r>
               <w:t xml:space="preserve"> </w:t>
             </w:r>
             <w:r>
-              <w:t xml:space="preserve">From the 409 above, reload tab 2 → role reflects A's choice. Re-apply B's intent → success.</w:t>
-            </w:r>
-          </w:p>
-        </w:tc>
-        <w:tc>
-          <w:tcPr/>
-          <w:p>
-            <w:pPr>
-              <w:pStyle w:val="Compact"/>
-            </w:pPr>
-            <w:r>
-              <w:t xml:space="preserve">☐</w:t>
+              <w:t xml:space="preserve">From any of the 409s above, reload the affected tab → grid reflects the post-A state. Re-apply B’s intent (add a different user / remove a different row) → success.</w:t>
+            </w:r>
+          </w:p>
+        </w:tc>
+        <w:tc>
+          <w:tcPr/>
+          <w:p>
+            <w:pPr>
+              <w:pStyle w:val="Compact"/>
+            </w:pPr>
+            <w:r>
+              <w:t xml:space="preserve">[ ]</w:t>
             </w:r>
           </w:p>
         </w:tc>
       </w:tr>
     </w:tbl>
     <w:bookmarkEnd w:id="14"/>
-    <w:bookmarkStart w:id="15" w:name="e3-tool-master-db"/>
+    <w:bookmarkStart w:id="15" w:name="e.3-tool-master-db"/>
     <w:p>
       <w:pPr>
         <w:pStyle w:val="Heading3"/>
@@ -2867,7 +3016,8 @@
     <w:tbl>
       <w:tblPr>
         <w:tblStyle w:val="Table"/>
-        <w:tblW w:type="auto" w:w="0"/>
+        <w:tblW w:type="pct" w:w="5000"/>
+        <w:tblLayout w:type="fixed"/>
         <w:tblLook w:firstRow="1" w:lastRow="0" w:firstColumn="0" w:lastColumn="0" w:noHBand="0" w:noVBand="0" w:val="0020"/>
       </w:tblPr>
       <w:tblGrid>
@@ -2993,7 +3143,7 @@
               <w:pStyle w:val="Compact"/>
             </w:pPr>
             <w:r>
-              <w:t xml:space="preserve">☐</w:t>
+              <w:t xml:space="preserve">[ ]</w:t>
             </w:r>
           </w:p>
         </w:tc>
@@ -3053,7 +3203,7 @@
               <w:pStyle w:val="Compact"/>
             </w:pPr>
             <w:r>
-              <w:t xml:space="preserve">☐</w:t>
+              <w:t xml:space="preserve">[ ]</w:t>
             </w:r>
           </w:p>
         </w:tc>
@@ -3087,25 +3237,25 @@
               <w:t xml:space="preserve"> </w:t>
             </w:r>
             <w:r>
-              <w:t xml:space="preserve">From CC-FE-TOOL-02's 409, reload, re-apply, save → success.</w:t>
-            </w:r>
-          </w:p>
-        </w:tc>
-        <w:tc>
-          <w:tcPr/>
-          <w:p>
-            <w:pPr>
-              <w:pStyle w:val="Compact"/>
-            </w:pPr>
-            <w:r>
-              <w:t xml:space="preserve">☐</w:t>
+              <w:t xml:space="preserve">From CC-FE-TOOL-02’s 409, reload, re-apply, save → success.</w:t>
+            </w:r>
+          </w:p>
+        </w:tc>
+        <w:tc>
+          <w:tcPr/>
+          <w:p>
+            <w:pPr>
+              <w:pStyle w:val="Compact"/>
+            </w:pPr>
+            <w:r>
+              <w:t xml:space="preserve">[ ]</w:t>
             </w:r>
           </w:p>
         </w:tc>
       </w:tr>
     </w:tbl>
     <w:bookmarkEnd w:id="15"/>
-    <w:bookmarkStart w:id="16" w:name="e4-job-tenant-db"/>
+    <w:bookmarkStart w:id="16" w:name="e.4-job-tenant-db"/>
     <w:p>
       <w:pPr>
         <w:pStyle w:val="Heading3"/>
@@ -3117,7 +3267,8 @@
     <w:tbl>
       <w:tblPr>
         <w:tblStyle w:val="Table"/>
-        <w:tblW w:type="auto" w:w="0"/>
+        <w:tblW w:type="pct" w:w="5000"/>
+        <w:tblLayout w:type="fixed"/>
         <w:tblLook w:firstRow="1" w:lastRow="0" w:firstColumn="0" w:lastColumn="0" w:noHBand="0" w:noVBand="0" w:val="0020"/>
       </w:tblPr>
       <w:tblGrid>
@@ -3270,7 +3421,7 @@
               <w:pStyle w:val="Compact"/>
             </w:pPr>
             <w:r>
-              <w:t xml:space="preserve">☐</w:t>
+              <w:t xml:space="preserve">[ ]</w:t>
             </w:r>
           </w:p>
         </w:tc>
@@ -3330,7 +3481,7 @@
               <w:pStyle w:val="Compact"/>
             </w:pPr>
             <w:r>
-              <w:t xml:space="preserve">☐</w:t>
+              <w:t xml:space="preserve">[ ]</w:t>
             </w:r>
           </w:p>
         </w:tc>
@@ -3364,7 +3515,7 @@
               <w:t xml:space="preserve"> </w:t>
             </w:r>
             <w:r>
-              <w:t xml:space="preserve">Reload tab 2 → shows A's description. Edit to</w:t>
+              <w:t xml:space="preserve">Reload tab 2 → shows A’s description. Edit to</w:t>
             </w:r>
             <w:r>
               <w:t xml:space="preserve"> </w:t>
@@ -3390,7 +3541,7 @@
               <w:pStyle w:val="Compact"/>
             </w:pPr>
             <w:r>
-              <w:t xml:space="preserve">☐</w:t>
+              <w:t xml:space="preserve">[ ]</w:t>
             </w:r>
           </w:p>
         </w:tc>
@@ -3435,14 +3586,14 @@
               <w:pStyle w:val="Compact"/>
             </w:pPr>
             <w:r>
-              <w:t xml:space="preserve">☐</w:t>
+              <w:t xml:space="preserve">[ ]</w:t>
             </w:r>
           </w:p>
         </w:tc>
       </w:tr>
     </w:tbl>
     <w:bookmarkEnd w:id="16"/>
-    <w:bookmarkStart w:id="17" w:name="e5-well-tenant-db"/>
+    <w:bookmarkStart w:id="17" w:name="e.5-well-tenant-db"/>
     <w:p>
       <w:pPr>
         <w:pStyle w:val="Heading3"/>
@@ -3454,7 +3605,8 @@
     <w:tbl>
       <w:tblPr>
         <w:tblStyle w:val="Table"/>
-        <w:tblW w:type="auto" w:w="0"/>
+        <w:tblW w:type="pct" w:w="5000"/>
+        <w:tblLayout w:type="fixed"/>
         <w:tblLook w:firstRow="1" w:lastRow="0" w:firstColumn="0" w:lastColumn="0" w:noHBand="0" w:noVBand="0" w:val="0020"/>
       </w:tblPr>
       <w:tblGrid>
@@ -3568,7 +3720,7 @@
               <w:pStyle w:val="Compact"/>
             </w:pPr>
             <w:r>
-              <w:t xml:space="preserve">☐</w:t>
+              <w:t xml:space="preserve">[ ]</w:t>
             </w:r>
           </w:p>
         </w:tc>
@@ -3613,7 +3765,7 @@
               <w:pStyle w:val="Compact"/>
             </w:pPr>
             <w:r>
-              <w:t xml:space="preserve">☐</w:t>
+              <w:t xml:space="preserve">[ ]</w:t>
             </w:r>
           </w:p>
         </w:tc>
@@ -3658,14 +3810,14 @@
               <w:pStyle w:val="Compact"/>
             </w:pPr>
             <w:r>
-              <w:t xml:space="preserve">☐</w:t>
+              <w:t xml:space="preserve">[ ]</w:t>
             </w:r>
           </w:p>
         </w:tc>
       </w:tr>
     </w:tbl>
     <w:bookmarkEnd w:id="17"/>
-    <w:bookmarkStart w:id="18" w:name="e6-survey-tenant-db"/>
+    <w:bookmarkStart w:id="18" w:name="e.6-survey-tenant-db"/>
     <w:p>
       <w:pPr>
         <w:pStyle w:val="Heading3"/>
@@ -3734,13 +3886,25 @@
         <w:t xml:space="preserve"> </w:t>
       </w:r>
       <w:r>
-        <w:t xml:space="preserve">— bumping each sibling's RowVersion. Tests in</w:t>
-      </w:r>
-      <w:r>
-        <w:t xml:space="preserve"> </w:t>
-      </w:r>
-      <w:r>
-        <w:t xml:space="preserve">§H.1 "Cascading concurrency" cover this in addition to the basic</w:t>
+        <w:t xml:space="preserve">— bumping each sibling’s RowVersion. Tests in</w:t>
+      </w:r>
+      <w:r>
+        <w:t xml:space="preserve"> </w:t>
+      </w:r>
+      <w:r>
+        <w:t xml:space="preserve">§H.1</w:t>
+      </w:r>
+      <w:r>
+        <w:t xml:space="preserve"> </w:t>
+      </w:r>
+      <w:r>
+        <w:t xml:space="preserve">“Cascading concurrency”</w:t>
+      </w:r>
+      <w:r>
+        <w:t xml:space="preserve"> </w:t>
+      </w:r>
+      <w:r>
+        <w:t xml:space="preserve">cover this in addition to the basic</w:t>
       </w:r>
       <w:r>
         <w:t xml:space="preserve"> </w:t>
@@ -3752,7 +3916,8 @@
     <w:tbl>
       <w:tblPr>
         <w:tblStyle w:val="Table"/>
-        <w:tblW w:type="auto" w:w="0"/>
+        <w:tblW w:type="pct" w:w="5000"/>
+        <w:tblLayout w:type="fixed"/>
         <w:tblLook w:firstRow="1" w:lastRow="0" w:firstColumn="0" w:lastColumn="0" w:noHBand="0" w:noVBand="0" w:val="0020"/>
       </w:tblPr>
       <w:tblGrid>
@@ -3851,7 +4016,7 @@
               <w:pStyle w:val="Compact"/>
             </w:pPr>
             <w:r>
-              <w:t xml:space="preserve">☐</w:t>
+              <w:t xml:space="preserve">[ ]</w:t>
             </w:r>
           </w:p>
         </w:tc>
@@ -3896,7 +4061,7 @@
               <w:pStyle w:val="Compact"/>
             </w:pPr>
             <w:r>
-              <w:t xml:space="preserve">☐</w:t>
+              <w:t xml:space="preserve">[ ]</w:t>
             </w:r>
           </w:p>
         </w:tc>
@@ -3930,25 +4095,25 @@
               <w:t xml:space="preserve"> </w:t>
             </w:r>
             <w:r>
-              <w:t xml:space="preserve">Reload tab 2 → grid shows tab 1's Inclination value. Re-apply if desired → success.</w:t>
-            </w:r>
-          </w:p>
-        </w:tc>
-        <w:tc>
-          <w:tcPr/>
-          <w:p>
-            <w:pPr>
-              <w:pStyle w:val="Compact"/>
-            </w:pPr>
-            <w:r>
-              <w:t xml:space="preserve">☐</w:t>
+              <w:t xml:space="preserve">Reload tab 2 → grid shows tab 1’s Inclination value. Re-apply if desired → success.</w:t>
+            </w:r>
+          </w:p>
+        </w:tc>
+        <w:tc>
+          <w:tcPr/>
+          <w:p>
+            <w:pPr>
+              <w:pStyle w:val="Compact"/>
+            </w:pPr>
+            <w:r>
+              <w:t xml:space="preserve">[ ]</w:t>
             </w:r>
           </w:p>
         </w:tc>
       </w:tr>
     </w:tbl>
     <w:bookmarkEnd w:id="18"/>
-    <w:bookmarkStart w:id="19" w:name="e7-tie-on-tenant-db"/>
+    <w:bookmarkStart w:id="19" w:name="e.7-tie-on-tenant-db"/>
     <w:p>
       <w:pPr>
         <w:pStyle w:val="Heading3"/>
@@ -3984,7 +4149,8 @@
     <w:tbl>
       <w:tblPr>
         <w:tblStyle w:val="Table"/>
-        <w:tblW w:type="auto" w:w="0"/>
+        <w:tblW w:type="pct" w:w="5000"/>
+        <w:tblLayout w:type="fixed"/>
         <w:tblLook w:firstRow="1" w:lastRow="0" w:firstColumn="0" w:lastColumn="0" w:noHBand="0" w:noVBand="0" w:val="0020"/>
       </w:tblPr>
       <w:tblGrid>
@@ -4092,7 +4258,7 @@
               <w:pStyle w:val="Compact"/>
             </w:pPr>
             <w:r>
-              <w:t xml:space="preserve">☐</w:t>
+              <w:t xml:space="preserve">[ ]</w:t>
             </w:r>
           </w:p>
         </w:tc>
@@ -4137,7 +4303,7 @@
               <w:pStyle w:val="Compact"/>
             </w:pPr>
             <w:r>
-              <w:t xml:space="preserve">☐</w:t>
+              <w:t xml:space="preserve">[ ]</w:t>
             </w:r>
           </w:p>
         </w:tc>
@@ -4182,14 +4348,14 @@
               <w:pStyle w:val="Compact"/>
             </w:pPr>
             <w:r>
-              <w:t xml:space="preserve">☐</w:t>
+              <w:t xml:space="preserve">[ ]</w:t>
             </w:r>
           </w:p>
         </w:tc>
       </w:tr>
     </w:tbl>
     <w:bookmarkEnd w:id="19"/>
-    <w:bookmarkStart w:id="20" w:name="e8-tubular-tenant-db"/>
+    <w:bookmarkStart w:id="20" w:name="e.8-tubular-tenant-db"/>
     <w:p>
       <w:pPr>
         <w:pStyle w:val="Heading3"/>
@@ -4201,7 +4367,8 @@
     <w:tbl>
       <w:tblPr>
         <w:tblStyle w:val="Table"/>
-        <w:tblW w:type="auto" w:w="0"/>
+        <w:tblW w:type="pct" w:w="5000"/>
+        <w:tblLayout w:type="fixed"/>
         <w:tblLook w:firstRow="1" w:lastRow="0" w:firstColumn="0" w:lastColumn="0" w:noHBand="0" w:noVBand="0" w:val="0020"/>
       </w:tblPr>
       <w:tblGrid>
@@ -4276,7 +4443,7 @@
               <w:t xml:space="preserve"> </w:t>
             </w:r>
             <w:r>
-              <w:t xml:space="preserve">Open the Tubulars grid in two tabs. Inline-edit a tubular's Diameter in both — save tab 1 → success. Save tab 2 →</w:t>
+              <w:t xml:space="preserve">Open the Tubulars grid in two tabs. Inline-edit a tubular’s Diameter in both — save tab 1 → success. Save tab 2 →</w:t>
             </w:r>
             <w:r>
               <w:t xml:space="preserve"> </w:t>
@@ -4300,7 +4467,7 @@
               <w:pStyle w:val="Compact"/>
             </w:pPr>
             <w:r>
-              <w:t xml:space="preserve">☐</w:t>
+              <w:t xml:space="preserve">[ ]</w:t>
             </w:r>
           </w:p>
         </w:tc>
@@ -4345,14 +4512,14 @@
               <w:pStyle w:val="Compact"/>
             </w:pPr>
             <w:r>
-              <w:t xml:space="preserve">☐</w:t>
+              <w:t xml:space="preserve">[ ]</w:t>
             </w:r>
           </w:p>
         </w:tc>
       </w:tr>
     </w:tbl>
     <w:bookmarkEnd w:id="20"/>
-    <w:bookmarkStart w:id="21" w:name="e9-formation-tenant-db"/>
+    <w:bookmarkStart w:id="21" w:name="e.9-formation-tenant-db"/>
     <w:p>
       <w:pPr>
         <w:pStyle w:val="Heading3"/>
@@ -4364,7 +4531,8 @@
     <w:tbl>
       <w:tblPr>
         <w:tblStyle w:val="Table"/>
-        <w:tblW w:type="auto" w:w="0"/>
+        <w:tblW w:type="pct" w:w="5000"/>
+        <w:tblLayout w:type="fixed"/>
         <w:tblLook w:firstRow="1" w:lastRow="0" w:firstColumn="0" w:lastColumn="0" w:noHBand="0" w:noVBand="0" w:val="0020"/>
       </w:tblPr>
       <w:tblGrid>
@@ -4439,7 +4607,7 @@
               <w:t xml:space="preserve"> </w:t>
             </w:r>
             <w:r>
-              <w:t xml:space="preserve">Edit a Formation's name in two tabs. Save tab 1 → success. Save tab 2 →</w:t>
+              <w:t xml:space="preserve">Edit a Formation’s name in two tabs. Save tab 1 → success. Save tab 2 →</w:t>
             </w:r>
             <w:r>
               <w:t xml:space="preserve"> </w:t>
@@ -4463,7 +4631,7 @@
               <w:pStyle w:val="Compact"/>
             </w:pPr>
             <w:r>
-              <w:t xml:space="preserve">☐</w:t>
+              <w:t xml:space="preserve">[ ]</w:t>
             </w:r>
           </w:p>
         </w:tc>
@@ -4508,14 +4676,14 @@
               <w:pStyle w:val="Compact"/>
             </w:pPr>
             <w:r>
-              <w:t xml:space="preserve">☐</w:t>
+              <w:t xml:space="preserve">[ ]</w:t>
             </w:r>
           </w:p>
         </w:tc>
       </w:tr>
     </w:tbl>
     <w:bookmarkEnd w:id="21"/>
-    <w:bookmarkStart w:id="22" w:name="e10-common-measure-tenant-db"/>
+    <w:bookmarkStart w:id="22" w:name="e.10-common-measure-tenant-db"/>
     <w:p>
       <w:pPr>
         <w:pStyle w:val="Heading3"/>
@@ -4527,7 +4695,8 @@
     <w:tbl>
       <w:tblPr>
         <w:tblStyle w:val="Table"/>
-        <w:tblW w:type="auto" w:w="0"/>
+        <w:tblW w:type="pct" w:w="5000"/>
+        <w:tblLayout w:type="fixed"/>
         <w:tblLook w:firstRow="1" w:lastRow="0" w:firstColumn="0" w:lastColumn="0" w:noHBand="0" w:noVBand="0" w:val="0020"/>
       </w:tblPr>
       <w:tblGrid>
@@ -4602,7 +4771,7 @@
               <w:t xml:space="preserve"> </w:t>
             </w:r>
             <w:r>
-              <w:t xml:space="preserve">Inline-edit a Common Measure's Value in two tabs. Save tab 1 → success. Save tab 2 →</w:t>
+              <w:t xml:space="preserve">Inline-edit a Common Measure’s Value in two tabs. Save tab 1 → success. Save tab 2 →</w:t>
             </w:r>
             <w:r>
               <w:t xml:space="preserve"> </w:t>
@@ -4626,7 +4795,7 @@
               <w:pStyle w:val="Compact"/>
             </w:pPr>
             <w:r>
-              <w:t xml:space="preserve">☐</w:t>
+              <w:t xml:space="preserve">[ ]</w:t>
             </w:r>
           </w:p>
         </w:tc>
@@ -4671,14 +4840,14 @@
               <w:pStyle w:val="Compact"/>
             </w:pPr>
             <w:r>
-              <w:t xml:space="preserve">☐</w:t>
+              <w:t xml:space="preserve">[ ]</w:t>
             </w:r>
           </w:p>
         </w:tc>
       </w:tr>
     </w:tbl>
     <w:bookmarkEnd w:id="22"/>
-    <w:bookmarkStart w:id="23" w:name="e11-magnetics-tenant-db"/>
+    <w:bookmarkStart w:id="23" w:name="e.11-magnetics-tenant-db"/>
     <w:p>
       <w:pPr>
         <w:pStyle w:val="Heading3"/>
@@ -4690,7 +4859,8 @@
     <w:tbl>
       <w:tblPr>
         <w:tblStyle w:val="Table"/>
-        <w:tblW w:type="auto" w:w="0"/>
+        <w:tblW w:type="pct" w:w="5000"/>
+        <w:tblLayout w:type="fixed"/>
         <w:tblLook w:firstRow="1" w:lastRow="0" w:firstColumn="0" w:lastColumn="0" w:noHBand="0" w:noVBand="0" w:val="0020"/>
       </w:tblPr>
       <w:tblGrid>
@@ -4804,7 +4974,7 @@
               <w:pStyle w:val="Compact"/>
             </w:pPr>
             <w:r>
-              <w:t xml:space="preserve">☐</w:t>
+              <w:t xml:space="preserve">[ ]</w:t>
             </w:r>
           </w:p>
         </w:tc>
@@ -4849,7 +5019,7 @@
               <w:pStyle w:val="Compact"/>
             </w:pPr>
             <w:r>
-              <w:t xml:space="preserve">☐</w:t>
+              <w:t xml:space="preserve">[ ]</w:t>
             </w:r>
           </w:p>
         </w:tc>
@@ -4883,7 +5053,7 @@
               <w:t xml:space="preserve"> </w:t>
             </w:r>
             <w:r>
-              <w:t xml:space="preserve">On a well with no magnetics, both tabs are creating the row, not updating. Tab 1 creates → success. Tab 2 attempts to create → server treats as Update (because row now exists), tab 2's RowVersion is empty →</w:t>
+              <w:t xml:space="preserve">On a well with no magnetics, both tabs are creating the row, not updating. Tab 1 creates → success. Tab 2 attempts to create → server treats as Update (because row now exists), tab 2’s RowVersion is empty →</w:t>
             </w:r>
             <w:r>
               <w:t xml:space="preserve"> </w:t>
@@ -4925,14 +5095,14 @@
               <w:pStyle w:val="Compact"/>
             </w:pPr>
             <w:r>
-              <w:t xml:space="preserve">☐</w:t>
+              <w:t xml:space="preserve">[ ]</w:t>
             </w:r>
           </w:p>
         </w:tc>
       </w:tr>
     </w:tbl>
     <w:bookmarkEnd w:id="23"/>
-    <w:bookmarkStart w:id="24" w:name="e12-run-tenant-db"/>
+    <w:bookmarkStart w:id="24" w:name="e.12-run-tenant-db"/>
     <w:p>
       <w:pPr>
         <w:pStyle w:val="Heading3"/>
@@ -4944,7 +5114,8 @@
     <w:tbl>
       <w:tblPr>
         <w:tblStyle w:val="Table"/>
-        <w:tblW w:type="auto" w:w="0"/>
+        <w:tblW w:type="pct" w:w="5000"/>
+        <w:tblLayout w:type="fixed"/>
         <w:tblLook w:firstRow="1" w:lastRow="0" w:firstColumn="0" w:lastColumn="0" w:noHBand="0" w:noVBand="0" w:val="0020"/>
       </w:tblPr>
       <w:tblGrid>
@@ -5043,7 +5214,7 @@
               <w:pStyle w:val="Compact"/>
             </w:pPr>
             <w:r>
-              <w:t xml:space="preserve">☐</w:t>
+              <w:t xml:space="preserve">[ ]</w:t>
             </w:r>
           </w:p>
         </w:tc>
@@ -5088,14 +5259,14 @@
               <w:pStyle w:val="Compact"/>
             </w:pPr>
             <w:r>
-              <w:t xml:space="preserve">☐</w:t>
+              <w:t xml:space="preserve">[ ]</w:t>
             </w:r>
           </w:p>
         </w:tc>
       </w:tr>
     </w:tbl>
     <w:bookmarkEnd w:id="24"/>
-    <w:bookmarkStart w:id="25" w:name="e13-shot-tenant-db"/>
+    <w:bookmarkStart w:id="25" w:name="e.13-shot-tenant-db"/>
     <w:p>
       <w:pPr>
         <w:pStyle w:val="Heading3"/>
@@ -5107,7 +5278,8 @@
     <w:tbl>
       <w:tblPr>
         <w:tblStyle w:val="Table"/>
-        <w:tblW w:type="auto" w:w="0"/>
+        <w:tblW w:type="pct" w:w="5000"/>
+        <w:tblLayout w:type="fixed"/>
         <w:tblLook w:firstRow="1" w:lastRow="0" w:firstColumn="0" w:lastColumn="0" w:noHBand="0" w:noVBand="0" w:val="0020"/>
       </w:tblPr>
       <w:tblGrid>
@@ -5206,7 +5378,7 @@
               <w:pStyle w:val="Compact"/>
             </w:pPr>
             <w:r>
-              <w:t xml:space="preserve">☐</w:t>
+              <w:t xml:space="preserve">[ ]</w:t>
             </w:r>
           </w:p>
         </w:tc>
@@ -5251,14 +5423,14 @@
               <w:pStyle w:val="Compact"/>
             </w:pPr>
             <w:r>
-              <w:t xml:space="preserve">☐</w:t>
+              <w:t xml:space="preserve">[ ]</w:t>
             </w:r>
           </w:p>
         </w:tc>
       </w:tr>
     </w:tbl>
     <w:bookmarkEnd w:id="25"/>
-    <w:bookmarkStart w:id="26" w:name="e14-log-tenant-db"/>
+    <w:bookmarkStart w:id="26" w:name="e.14-log-tenant-db"/>
     <w:p>
       <w:pPr>
         <w:pStyle w:val="Heading3"/>
@@ -5270,7 +5442,8 @@
     <w:tbl>
       <w:tblPr>
         <w:tblStyle w:val="Table"/>
-        <w:tblW w:type="auto" w:w="0"/>
+        <w:tblW w:type="pct" w:w="5000"/>
+        <w:tblLayout w:type="fixed"/>
         <w:tblLook w:firstRow="1" w:lastRow="0" w:firstColumn="0" w:lastColumn="0" w:noHBand="0" w:noVBand="0" w:val="0020"/>
       </w:tblPr>
       <w:tblGrid>
@@ -5369,7 +5542,7 @@
               <w:pStyle w:val="Compact"/>
             </w:pPr>
             <w:r>
-              <w:t xml:space="preserve">☐</w:t>
+              <w:t xml:space="preserve">[ ]</w:t>
             </w:r>
           </w:p>
         </w:tc>
@@ -5414,7 +5587,7 @@
               <w:pStyle w:val="Compact"/>
             </w:pPr>
             <w:r>
-              <w:t xml:space="preserve">☐</w:t>
+              <w:t xml:space="preserve">[ ]</w:t>
             </w:r>
           </w:p>
         </w:tc>
@@ -5429,7 +5602,7 @@
     </w:p>
     <w:bookmarkEnd w:id="26"/>
     <w:bookmarkEnd w:id="27"/>
-    <w:bookmarkStart w:id="33" w:name="f-lifecycle-transitions"/>
+    <w:bookmarkStart w:id="33" w:name="f.-lifecycle-transitions"/>
     <w:p>
       <w:pPr>
         <w:pStyle w:val="Heading2"/>
@@ -5485,7 +5658,7 @@
         <w:t xml:space="preserve"> </w:t>
       </w:r>
       <w:r>
-        <w:t xml:space="preserve">the caller's last-seen</w:t>
+        <w:t xml:space="preserve">the caller’s last-seen</w:t>
       </w:r>
       <w:r>
         <w:t xml:space="preserve"> </w:t>
@@ -5583,7 +5756,7 @@
           <w:i/>
           <w:iCs/>
         </w:rPr>
-        <w:t xml:space="preserve">"already in target state"</w:t>
+        <w:t xml:space="preserve">“already in target state”</w:t>
       </w:r>
       <w:r>
         <w:t xml:space="preserve"> </w:t>
@@ -5620,7 +5793,7 @@
         <w:t xml:space="preserve"> </w:t>
       </w:r>
       <w:r>
-        <w:t xml:space="preserve">caller's intent was already satisfied by the first writer. This is</w:t>
+        <w:t xml:space="preserve">caller’s intent was already satisfied by the first writer. This is</w:t>
       </w:r>
       <w:r>
         <w:t xml:space="preserve"> </w:t>
@@ -5648,16 +5821,16 @@
         <w:t xml:space="preserve"> </w:t>
       </w:r>
       <w:r>
-        <w:t xml:space="preserve">target where the row's status</w:t>
-      </w:r>
-      <w:r>
-        <w:t xml:space="preserve"> </w:t>
-      </w:r>
-      <w:r>
-        <w:t xml:space="preserve">has moved through the user's observed state.</w:t>
+        <w:t xml:space="preserve">target where the row’s status</w:t>
+      </w:r>
+      <w:r>
+        <w:t xml:space="preserve"> </w:t>
+      </w:r>
+      <w:r>
+        <w:t xml:space="preserve">has moved through the user’s observed state.</w:t>
       </w:r>
     </w:p>
-    <w:bookmarkStart w:id="28" w:name="f1-job--activate--archive"/>
+    <w:bookmarkStart w:id="28" w:name="f.1-job-activate-archive"/>
     <w:p>
       <w:pPr>
         <w:pStyle w:val="Heading3"/>
@@ -5669,7 +5842,8 @@
     <w:tbl>
       <w:tblPr>
         <w:tblStyle w:val="Table"/>
-        <w:tblW w:type="auto" w:w="0"/>
+        <w:tblW w:type="pct" w:w="5000"/>
+        <w:tblLayout w:type="fixed"/>
         <w:tblLook w:firstRow="1" w:lastRow="0" w:firstColumn="0" w:lastColumn="0" w:noHBand="0" w:noVBand="0" w:val="0020"/>
       </w:tblPr>
       <w:tblGrid>
@@ -5744,7 +5918,7 @@
               <w:t xml:space="preserve"> </w:t>
             </w:r>
             <w:r>
-              <w:t xml:space="preserve">Open a Draft Job's detail page in two tabs. In tab 1 click Activate → row goes to Active. In tab 2 (still showing Draft) click Archive →</w:t>
+              <w:t xml:space="preserve">Open a Draft Job’s detail page in two tabs. In tab 1 click Activate → row goes to Active. In tab 2 (still showing Draft) click Archive →</w:t>
             </w:r>
             <w:r>
               <w:t xml:space="preserve"> </w:t>
@@ -5771,7 +5945,7 @@
               <w:pStyle w:val="Compact"/>
             </w:pPr>
             <w:r>
-              <w:t xml:space="preserve">☐</w:t>
+              <w:t xml:space="preserve">[ ]</w:t>
             </w:r>
           </w:p>
         </w:tc>
@@ -5816,7 +5990,7 @@
               <w:pStyle w:val="Compact"/>
             </w:pPr>
             <w:r>
-              <w:t xml:space="preserve">☐</w:t>
+              <w:t xml:space="preserve">[ ]</w:t>
             </w:r>
           </w:p>
         </w:tc>
@@ -5861,7 +6035,7 @@
               <w:pStyle w:val="Compact"/>
             </w:pPr>
             <w:r>
-              <w:t xml:space="preserve">☐</w:t>
+              <w:t xml:space="preserve">[ ]</w:t>
             </w:r>
           </w:p>
         </w:tc>
@@ -5906,14 +6080,14 @@
               <w:pStyle w:val="Compact"/>
             </w:pPr>
             <w:r>
-              <w:t xml:space="preserve">☐</w:t>
+              <w:t xml:space="preserve">[ ]</w:t>
             </w:r>
           </w:p>
         </w:tc>
       </w:tr>
     </w:tbl>
     <w:bookmarkEnd w:id="28"/>
-    <w:bookmarkStart w:id="29" w:name="X0bd466f565b3ac3ec4528199d115da8e439a210"/>
+    <w:bookmarkStart w:id="29" w:name="X804846ba75eccd238210e50c7a38e02eef835f9"/>
     <w:p>
       <w:pPr>
         <w:pStyle w:val="Heading3"/>
@@ -5925,7 +6099,8 @@
     <w:tbl>
       <w:tblPr>
         <w:tblStyle w:val="Table"/>
-        <w:tblW w:type="auto" w:w="0"/>
+        <w:tblW w:type="pct" w:w="5000"/>
+        <w:tblLayout w:type="fixed"/>
         <w:tblLook w:firstRow="1" w:lastRow="0" w:firstColumn="0" w:lastColumn="0" w:noHBand="0" w:noVBand="0" w:val="0020"/>
       </w:tblPr>
       <w:tblGrid>
@@ -6000,7 +6175,7 @@
               <w:t xml:space="preserve"> </w:t>
             </w:r>
             <w:r>
-              <w:t xml:space="preserve">Open a Planned Run's detail page in two tabs. Tab 1 clicks Start → Active. Tab 2 (still Planned) clicks Start →</w:t>
+              <w:t xml:space="preserve">Open a Planned Run’s detail page in two tabs. Tab 1 clicks Start → Active. Tab 2 (still Planned) clicks Start →</w:t>
             </w:r>
             <w:r>
               <w:t xml:space="preserve"> </w:t>
@@ -6027,7 +6202,7 @@
               <w:pStyle w:val="Compact"/>
             </w:pPr>
             <w:r>
-              <w:t xml:space="preserve">☐</w:t>
+              <w:t xml:space="preserve">[ ]</w:t>
             </w:r>
           </w:p>
         </w:tc>
@@ -6088,7 +6263,7 @@
               <w:pStyle w:val="Compact"/>
             </w:pPr>
             <w:r>
-              <w:t xml:space="preserve">☐</w:t>
+              <w:t xml:space="preserve">[ ]</w:t>
             </w:r>
           </w:p>
         </w:tc>
@@ -6133,7 +6308,7 @@
               <w:pStyle w:val="Compact"/>
             </w:pPr>
             <w:r>
-              <w:t xml:space="preserve">☐</w:t>
+              <w:t xml:space="preserve">[ ]</w:t>
             </w:r>
           </w:p>
         </w:tc>
@@ -6178,7 +6353,7 @@
               <w:pStyle w:val="Compact"/>
             </w:pPr>
             <w:r>
-              <w:t xml:space="preserve">☐</w:t>
+              <w:t xml:space="preserve">[ ]</w:t>
             </w:r>
           </w:p>
         </w:tc>
@@ -6223,7 +6398,7 @@
               <w:pStyle w:val="Compact"/>
             </w:pPr>
             <w:r>
-              <w:t xml:space="preserve">☐</w:t>
+              <w:t xml:space="preserve">[ ]</w:t>
             </w:r>
           </w:p>
         </w:tc>
@@ -6268,14 +6443,14 @@
               <w:pStyle w:val="Compact"/>
             </w:pPr>
             <w:r>
-              <w:t xml:space="preserve">☐</w:t>
+              <w:t xml:space="preserve">[ ]</w:t>
             </w:r>
           </w:p>
         </w:tc>
       </w:tr>
     </w:tbl>
     <w:bookmarkEnd w:id="29"/>
-    <w:bookmarkStart w:id="30" w:name="f3-tenant--deactivate--reactivate"/>
+    <w:bookmarkStart w:id="30" w:name="f.3-tenant-deactivate-reactivate"/>
     <w:p>
       <w:pPr>
         <w:pStyle w:val="Heading3"/>
@@ -6287,7 +6462,8 @@
     <w:tbl>
       <w:tblPr>
         <w:tblStyle w:val="Table"/>
-        <w:tblW w:type="auto" w:w="0"/>
+        <w:tblW w:type="pct" w:w="5000"/>
+        <w:tblLayout w:type="fixed"/>
         <w:tblLook w:firstRow="1" w:lastRow="0" w:firstColumn="0" w:lastColumn="0" w:noHBand="0" w:noVBand="0" w:val="0020"/>
       </w:tblPr>
       <w:tblGrid>
@@ -6420,7 +6596,7 @@
               <w:pStyle w:val="Compact"/>
             </w:pPr>
             <w:r>
-              <w:t xml:space="preserve">☐</w:t>
+              <w:t xml:space="preserve">[ ]</w:t>
             </w:r>
           </w:p>
         </w:tc>
@@ -6454,18 +6630,18 @@
               <w:t xml:space="preserve"> </w:t>
             </w:r>
             <w:r>
-              <w:t xml:space="preserve">Both tabs open Active tenant. Tab 1 deactivates → success. Tab 2 (still showing Active, status pill outdated) clicks Deactivate → 409 banner (because the row moved to Inactive, RowVersion bumped, and the same-status short-circuit doesn't fire because the LOADED status was Active, not Inactive — the entity is loaded fresh per request and EF sees Inactive in DB; the SaveChanges fires with stale RowVersion).</w:t>
-            </w:r>
-          </w:p>
-        </w:tc>
-        <w:tc>
-          <w:tcPr/>
-          <w:p>
-            <w:pPr>
-              <w:pStyle w:val="Compact"/>
-            </w:pPr>
-            <w:r>
-              <w:t xml:space="preserve">☐</w:t>
+              <w:t xml:space="preserve">Both tabs open Active tenant. Tab 1 deactivates → success. Tab 2 (still showing Active, status pill outdated) clicks Deactivate → 409 banner (because the row moved to Inactive, RowVersion bumped, and the same-status short-circuit doesn’t fire because the LOADED status was Active, not Inactive — the entity is loaded fresh per request and EF sees Inactive in DB; the SaveChanges fires with stale RowVersion).</w:t>
+            </w:r>
+          </w:p>
+        </w:tc>
+        <w:tc>
+          <w:tcPr/>
+          <w:p>
+            <w:pPr>
+              <w:pStyle w:val="Compact"/>
+            </w:pPr>
+            <w:r>
+              <w:t xml:space="preserve">[ ]</w:t>
             </w:r>
           </w:p>
         </w:tc>
@@ -6510,7 +6686,7 @@
               <w:pStyle w:val="Compact"/>
             </w:pPr>
             <w:r>
-              <w:t xml:space="preserve">☐</w:t>
+              <w:t xml:space="preserve">[ ]</w:t>
             </w:r>
           </w:p>
         </w:tc>
@@ -6544,25 +6720,25 @@
               <w:t xml:space="preserve"> </w:t>
             </w:r>
             <w:r>
-              <w:t xml:space="preserve">From CC-LC-TEN-01's 409 reload tab 2 → tenant shows Inactive. No further action needed (already in target state).</w:t>
-            </w:r>
-          </w:p>
-        </w:tc>
-        <w:tc>
-          <w:tcPr/>
-          <w:p>
-            <w:pPr>
-              <w:pStyle w:val="Compact"/>
-            </w:pPr>
-            <w:r>
-              <w:t xml:space="preserve">☐</w:t>
+              <w:t xml:space="preserve">From CC-LC-TEN-01’s 409 reload tab 2 → tenant shows Inactive. No further action needed (already in target state).</w:t>
+            </w:r>
+          </w:p>
+        </w:tc>
+        <w:tc>
+          <w:tcPr/>
+          <w:p>
+            <w:pPr>
+              <w:pStyle w:val="Compact"/>
+            </w:pPr>
+            <w:r>
+              <w:t xml:space="preserve">[ ]</w:t>
             </w:r>
           </w:p>
         </w:tc>
       </w:tr>
     </w:tbl>
     <w:bookmarkEnd w:id="30"/>
-    <w:bookmarkStart w:id="31" w:name="f4-tool--retire--reactivate"/>
+    <w:bookmarkStart w:id="31" w:name="f.4-tool-retire-reactivate"/>
     <w:p>
       <w:pPr>
         <w:pStyle w:val="Heading3"/>
@@ -6574,7 +6750,8 @@
     <w:tbl>
       <w:tblPr>
         <w:tblStyle w:val="Table"/>
-        <w:tblW w:type="auto" w:w="0"/>
+        <w:tblW w:type="pct" w:w="5000"/>
+        <w:tblLayout w:type="fixed"/>
         <w:tblLook w:firstRow="1" w:lastRow="0" w:firstColumn="0" w:lastColumn="0" w:noHBand="0" w:noVBand="0" w:val="0020"/>
       </w:tblPr>
       <w:tblGrid>
@@ -6676,7 +6853,7 @@
               <w:pStyle w:val="Compact"/>
             </w:pPr>
             <w:r>
-              <w:t xml:space="preserve">☐</w:t>
+              <w:t xml:space="preserve">[ ]</w:t>
             </w:r>
           </w:p>
         </w:tc>
@@ -6721,7 +6898,7 @@
               <w:pStyle w:val="Compact"/>
             </w:pPr>
             <w:r>
-              <w:t xml:space="preserve">☐</w:t>
+              <w:t xml:space="preserve">[ ]</w:t>
             </w:r>
           </w:p>
         </w:tc>
@@ -6766,7 +6943,7 @@
               <w:pStyle w:val="Compact"/>
             </w:pPr>
             <w:r>
-              <w:t xml:space="preserve">☐</w:t>
+              <w:t xml:space="preserve">[ ]</w:t>
             </w:r>
           </w:p>
         </w:tc>
@@ -6837,7 +7014,7 @@
                 <w:b/>
                 <w:bCs/>
               </w:rPr>
-              <w:t xml:space="preserve">B's reason is silently dropped</w:t>
+              <w:t xml:space="preserve">B’s reason is silently dropped</w:t>
             </w:r>
             <w:r>
               <w:t xml:space="preserve"> </w:t>
@@ -6853,25 +7030,25 @@
                 <w:i/>
                 <w:iCs/>
               </w:rPr>
-              <w:t xml:space="preserve">Note this expected behavior; it is not a concurrency violation but a UX nuance: the second writer's reason isn't recorded.</w:t>
-            </w:r>
-          </w:p>
-        </w:tc>
-        <w:tc>
-          <w:tcPr/>
-          <w:p>
-            <w:pPr>
-              <w:pStyle w:val="Compact"/>
-            </w:pPr>
-            <w:r>
-              <w:t xml:space="preserve">☐</w:t>
+              <w:t xml:space="preserve">Note this expected behavior; it is not a concurrency violation but a UX nuance: the second writer’s reason isn’t recorded.</w:t>
+            </w:r>
+          </w:p>
+        </w:tc>
+        <w:tc>
+          <w:tcPr/>
+          <w:p>
+            <w:pPr>
+              <w:pStyle w:val="Compact"/>
+            </w:pPr>
+            <w:r>
+              <w:t xml:space="preserve">[ ]</w:t>
             </w:r>
           </w:p>
         </w:tc>
       </w:tr>
     </w:tbl>
     <w:bookmarkEnd w:id="31"/>
-    <w:bookmarkStart w:id="32" w:name="f5-well--restore-un-archive"/>
+    <w:bookmarkStart w:id="32" w:name="f.5-well-restore-un-archive"/>
     <w:p>
       <w:pPr>
         <w:pStyle w:val="Heading3"/>
@@ -6930,7 +7107,8 @@
     <w:tbl>
       <w:tblPr>
         <w:tblStyle w:val="Table"/>
-        <w:tblW w:type="auto" w:w="0"/>
+        <w:tblW w:type="pct" w:w="5000"/>
+        <w:tblLayout w:type="fixed"/>
         <w:tblLook w:firstRow="1" w:lastRow="0" w:firstColumn="0" w:lastColumn="0" w:noHBand="0" w:noVBand="0" w:val="0020"/>
       </w:tblPr>
       <w:tblGrid>
@@ -7062,7 +7240,7 @@
               <w:pStyle w:val="Compact"/>
             </w:pPr>
             <w:r>
-              <w:t xml:space="preserve">☐</w:t>
+              <w:t xml:space="preserve">[ ]</w:t>
             </w:r>
           </w:p>
         </w:tc>
@@ -7123,7 +7301,7 @@
               <w:pStyle w:val="Compact"/>
             </w:pPr>
             <w:r>
-              <w:t xml:space="preserve">☐</w:t>
+              <w:t xml:space="preserve">[ ]</w:t>
             </w:r>
           </w:p>
         </w:tc>
@@ -7138,7 +7316,7 @@
     </w:p>
     <w:bookmarkEnd w:id="32"/>
     <w:bookmarkEnd w:id="33"/>
-    <w:bookmarkStart w:id="34" w:name="X40b2d85b69701091a251b6a2d59e097e227abc6"/>
+    <w:bookmarkStart w:id="34" w:name="X319de20c06a00a37abab755f54d155eb1f748c2"/>
     <w:p>
       <w:pPr>
         <w:pStyle w:val="Heading2"/>
@@ -7161,7 +7339,7 @@
         <w:pStyle w:val="FirstParagraph"/>
       </w:pPr>
       <w:r>
-        <w:t xml:space="preserve">ASP.NET Identity's</w:t>
+        <w:t xml:space="preserve">ASP.NET Identity’s</w:t>
       </w:r>
       <w:r>
         <w:t xml:space="preserve"> </w:t>
@@ -7188,7 +7366,7 @@
         <w:t xml:space="preserve"> </w:t>
       </w:r>
       <w:r>
-        <w:t xml:space="preserve">the caller's last-seen stamp on the request body and pins it as the EF</w:t>
+        <w:t xml:space="preserve">the caller’s last-seen stamp on the request body and pins it as the EF</w:t>
       </w:r>
       <w:r>
         <w:t xml:space="preserve"> </w:t>
@@ -7215,13 +7393,14 @@
         <w:t xml:space="preserve"> </w:t>
       </w:r>
       <w:r>
-        <w:t xml:space="preserve">stamp from the user's detail GET and posts it back on every action.</w:t>
+        <w:t xml:space="preserve">stamp from the user’s detail GET and posts it back on every action.</w:t>
       </w:r>
     </w:p>
     <w:tbl>
       <w:tblPr>
         <w:tblStyle w:val="Table"/>
-        <w:tblW w:type="auto" w:w="0"/>
+        <w:tblW w:type="pct" w:w="5000"/>
+        <w:tblLayout w:type="fixed"/>
         <w:tblLook w:firstRow="1" w:lastRow="0" w:firstColumn="0" w:lastColumn="0" w:noHBand="0" w:noVBand="0" w:val="0020"/>
       </w:tblPr>
       <w:tblGrid>
@@ -7348,18 +7527,18 @@
               <w:t xml:space="preserve">SetLockoutEndDateAsync</w:t>
             </w:r>
             <w:r>
-              <w:t xml:space="preserve">, so the second hit's stale stamp triggers the failure.)</w:t>
-            </w:r>
-          </w:p>
-        </w:tc>
-        <w:tc>
-          <w:tcPr/>
-          <w:p>
-            <w:pPr>
-              <w:pStyle w:val="Compact"/>
-            </w:pPr>
-            <w:r>
-              <w:t xml:space="preserve">☐</w:t>
+              <w:t xml:space="preserve">, so the second hit’s stale stamp triggers the failure.)</w:t>
+            </w:r>
+          </w:p>
+        </w:tc>
+        <w:tc>
+          <w:tcPr/>
+          <w:p>
+            <w:pPr>
+              <w:pStyle w:val="Compact"/>
+            </w:pPr>
+            <w:r>
+              <w:t xml:space="preserve">[ ]</w:t>
             </w:r>
           </w:p>
         </w:tc>
@@ -7419,7 +7598,7 @@
               <w:pStyle w:val="Compact"/>
             </w:pPr>
             <w:r>
-              <w:t xml:space="preserve">☐</w:t>
+              <w:t xml:space="preserve">[ ]</w:t>
             </w:r>
           </w:p>
         </w:tc>
@@ -7464,7 +7643,7 @@
               <w:pStyle w:val="Compact"/>
             </w:pPr>
             <w:r>
-              <w:t xml:space="preserve">☐</w:t>
+              <w:t xml:space="preserve">[ ]</w:t>
             </w:r>
           </w:p>
         </w:tc>
@@ -7498,7 +7677,7 @@
               <w:t xml:space="preserve"> </w:t>
             </w:r>
             <w:r>
-              <w:t xml:space="preserve">Open a non-admin user in two admin tabs. Tab 1: Grant admin role → user becomes admin. Tab 2 (still showing non-admin): Grant admin role → 409 banner. (Same-role short-circuits at the controller's</w:t>
+              <w:t xml:space="preserve">Open a non-admin user in two admin tabs. Tab 1: Grant admin role → user becomes admin. Tab 2 (still showing non-admin): Grant admin role → 409 banner. (Same-role short-circuits at the controller’s</w:t>
             </w:r>
             <w:r>
               <w:t xml:space="preserve"> </w:t>
@@ -7524,7 +7703,7 @@
               <w:pStyle w:val="Compact"/>
             </w:pPr>
             <w:r>
-              <w:t xml:space="preserve">☐</w:t>
+              <w:t xml:space="preserve">[ ]</w:t>
             </w:r>
           </w:p>
         </w:tc>
@@ -7558,7 +7737,7 @@
               <w:t xml:space="preserve"> </w:t>
             </w:r>
             <w:r>
-              <w:t xml:space="preserve">User is non-admin. Tab 1: Grant admin → admin. Tab 2: also Grant admin → 204 NoContent (same desired target; the controller short-circuits BEFORE running UpdateAsync, so no stamp clash. The pinned stale stamp doesn't matter because no save fires). Reload tab 2 → user is admin.</w:t>
+              <w:t xml:space="preserve">User is non-admin. Tab 1: Grant admin → admin. Tab 2: also Grant admin → 204 NoContent (same desired target; the controller short-circuits BEFORE running UpdateAsync, so no stamp clash. The pinned stale stamp doesn’t matter because no save fires). Reload tab 2 → user is admin.</w:t>
             </w:r>
             <w:r>
               <w:t xml:space="preserve"> </w:t>
@@ -7579,7 +7758,7 @@
               <w:pStyle w:val="Compact"/>
             </w:pPr>
             <w:r>
-              <w:t xml:space="preserve">☐</w:t>
+              <w:t xml:space="preserve">[ ]</w:t>
             </w:r>
           </w:p>
         </w:tc>
@@ -7624,7 +7803,7 @@
               <w:pStyle w:val="Compact"/>
             </w:pPr>
             <w:r>
-              <w:t xml:space="preserve">☐</w:t>
+              <w:t xml:space="preserve">[ ]</w:t>
             </w:r>
           </w:p>
         </w:tc>
@@ -7685,18 +7864,30 @@
               <w:t xml:space="preserve"> </w:t>
             </w:r>
             <w:r>
-              <w:t xml:space="preserve">→ server returns 409 "Self-lock disallowed" — NOT a concurrency-stamp 409. (Self-protection runs before the stamp pin in the controller's order.)</w:t>
-            </w:r>
-          </w:p>
-        </w:tc>
-        <w:tc>
-          <w:tcPr/>
-          <w:p>
-            <w:pPr>
-              <w:pStyle w:val="Compact"/>
-            </w:pPr>
-            <w:r>
-              <w:t xml:space="preserve">☐</w:t>
+              <w:t xml:space="preserve">→ server returns 409</w:t>
+            </w:r>
+            <w:r>
+              <w:t xml:space="preserve"> </w:t>
+            </w:r>
+            <w:r>
+              <w:t xml:space="preserve">“Self-lock disallowed”</w:t>
+            </w:r>
+            <w:r>
+              <w:t xml:space="preserve"> </w:t>
+            </w:r>
+            <w:r>
+              <w:t xml:space="preserve">— NOT a concurrency-stamp 409. (Self-protection runs before the stamp pin in the controller’s order.)</w:t>
+            </w:r>
+          </w:p>
+        </w:tc>
+        <w:tc>
+          <w:tcPr/>
+          <w:p>
+            <w:pPr>
+              <w:pStyle w:val="Compact"/>
+            </w:pPr>
+            <w:r>
+              <w:t xml:space="preserve">[ ]</w:t>
             </w:r>
           </w:p>
         </w:tc>
@@ -7741,7 +7932,7 @@
               <w:pStyle w:val="Compact"/>
             </w:pPr>
             <w:r>
-              <w:t xml:space="preserve">☐</w:t>
+              <w:t xml:space="preserve">[ ]</w:t>
             </w:r>
           </w:p>
         </w:tc>
@@ -7755,7 +7946,7 @@
       </w:r>
     </w:p>
     <w:bookmarkEnd w:id="34"/>
-    <w:bookmarkStart w:id="37" w:name="h-cascading-concurrency"/>
+    <w:bookmarkStart w:id="37" w:name="h.-cascading-concurrency"/>
     <w:p>
       <w:pPr>
         <w:pStyle w:val="Heading2"/>
@@ -7769,7 +7960,7 @@
         <w:pStyle w:val="FirstParagraph"/>
       </w:pPr>
       <w:r>
-        <w:t xml:space="preserve">Some operations don't just write the row the user is editing — they</w:t>
+        <w:t xml:space="preserve">Some operations don’t just write the row the user is editing — they</w:t>
       </w:r>
       <w:r>
         <w:t xml:space="preserve"> </w:t>
@@ -7797,7 +7988,7 @@
         <w:t xml:space="preserve">Concurrency on those sibling rows is part of the contract.</w:t>
       </w:r>
     </w:p>
-    <w:bookmarkStart w:id="35" w:name="h1-survey-auto-recalc"/>
+    <w:bookmarkStart w:id="35" w:name="h.1-survey-auto-recalc"/>
     <w:p>
       <w:pPr>
         <w:pStyle w:val="Heading3"/>
@@ -7853,7 +8044,7 @@
         <w:t xml:space="preserve">on the same well</w:t>
       </w:r>
       <w:r>
-        <w:t xml:space="preserve">. Each affected sibling's RowVersion bumps. A second</w:t>
+        <w:t xml:space="preserve">. Each affected sibling’s RowVersion bumps. A second</w:t>
       </w:r>
       <w:r>
         <w:t xml:space="preserve"> </w:t>
@@ -7865,7 +8056,8 @@
     <w:tbl>
       <w:tblPr>
         <w:tblStyle w:val="Table"/>
-        <w:tblW w:type="auto" w:w="0"/>
+        <w:tblW w:type="pct" w:w="5000"/>
+        <w:tblLayout w:type="fixed"/>
         <w:tblLook w:firstRow="1" w:lastRow="0" w:firstColumn="0" w:lastColumn="0" w:noHBand="0" w:noVBand="0" w:val="0020"/>
       </w:tblPr>
       <w:tblGrid>
@@ -7940,7 +8132,7 @@
               <w:t xml:space="preserve"> </w:t>
             </w:r>
             <w:r>
-              <w:t xml:space="preserve">Open the Surveys grid in tab 1. Edit Survey #5's Inclination → save → succeeds (auto-recalc fires; computed columns on every survey update). In tab 2 (still showing the pre-recalc grid), inline-edit Survey #10's Depth →</w:t>
+              <w:t xml:space="preserve">Open the Surveys grid in tab 1. Edit Survey #5’s Inclination → save → succeeds (auto-recalc fires; computed columns on every survey update). In tab 2 (still showing the pre-recalc grid), inline-edit Survey #10’s Depth →</w:t>
             </w:r>
             <w:r>
               <w:t xml:space="preserve"> </w:t>
@@ -7956,18 +8148,18 @@
               <w:t xml:space="preserve"> </w:t>
             </w:r>
             <w:r>
-              <w:t xml:space="preserve">(Survey #10's RowVersion bumped during the recalc triggered by tab 1's edit, even though tab 2 was editing a different row).</w:t>
-            </w:r>
-          </w:p>
-        </w:tc>
-        <w:tc>
-          <w:tcPr/>
-          <w:p>
-            <w:pPr>
-              <w:pStyle w:val="Compact"/>
-            </w:pPr>
-            <w:r>
-              <w:t xml:space="preserve">☐</w:t>
+              <w:t xml:space="preserve">(Survey #10’s RowVersion bumped during the recalc triggered by tab 1’s edit, even though tab 2 was editing a different row).</w:t>
+            </w:r>
+          </w:p>
+        </w:tc>
+        <w:tc>
+          <w:tcPr/>
+          <w:p>
+            <w:pPr>
+              <w:pStyle w:val="Compact"/>
+            </w:pPr>
+            <w:r>
+              <w:t xml:space="preserve">[ ]</w:t>
             </w:r>
           </w:p>
         </w:tc>
@@ -8001,28 +8193,56 @@
               <w:t xml:space="preserve"> </w:t>
             </w:r>
             <w:r>
-              <w:t xml:space="preserve">User A edits Survey #5 (commits, recalc fires). User B (had loaded the grid before A's commit) tries to edit Survey #10 → 409.</w:t>
-            </w:r>
-            <w:r>
-              <w:t xml:space="preserve"> </w:t>
-            </w:r>
-            <w:r>
-              <w:rPr>
-                <w:b/>
-                <w:bCs/>
-              </w:rPr>
-              <w:t xml:space="preserve">Verify the conflict message specifically says "Survey was modified" — even though B never touched Survey #5, B's edit is rejected because the auto-recalc cascade is a meaningful state change to B's view.</w:t>
-            </w:r>
-          </w:p>
-        </w:tc>
-        <w:tc>
-          <w:tcPr/>
-          <w:p>
-            <w:pPr>
-              <w:pStyle w:val="Compact"/>
-            </w:pPr>
-            <w:r>
-              <w:t xml:space="preserve">☐</w:t>
+              <w:t xml:space="preserve">User A edits Survey #5 (commits, recalc fires). User B (had loaded the grid before A’s commit) tries to edit Survey #10 → 409.</w:t>
+            </w:r>
+            <w:r>
+              <w:t xml:space="preserve"> </w:t>
+            </w:r>
+            <w:r>
+              <w:rPr>
+                <w:b/>
+                <w:bCs/>
+              </w:rPr>
+              <w:t xml:space="preserve">Verify the conflict message specifically says</w:t>
+            </w:r>
+            <w:r>
+              <w:rPr>
+                <w:b/>
+                <w:bCs/>
+              </w:rPr>
+              <w:t xml:space="preserve"> </w:t>
+            </w:r>
+            <w:r>
+              <w:rPr>
+                <w:b/>
+                <w:bCs/>
+              </w:rPr>
+              <w:t xml:space="preserve">“Survey was modified”</w:t>
+            </w:r>
+            <w:r>
+              <w:rPr>
+                <w:b/>
+                <w:bCs/>
+              </w:rPr>
+              <w:t xml:space="preserve"> </w:t>
+            </w:r>
+            <w:r>
+              <w:rPr>
+                <w:b/>
+                <w:bCs/>
+              </w:rPr>
+              <w:t xml:space="preserve">— even though B never touched Survey #5, B’s edit is rejected because the auto-recalc cascade is a meaningful state change to B’s view.</w:t>
+            </w:r>
+          </w:p>
+        </w:tc>
+        <w:tc>
+          <w:tcPr/>
+          <w:p>
+            <w:pPr>
+              <w:pStyle w:val="Compact"/>
+            </w:pPr>
+            <w:r>
+              <w:t xml:space="preserve">[ ]</w:t>
             </w:r>
           </w:p>
         </w:tc>
@@ -8067,14 +8287,14 @@
               <w:pStyle w:val="Compact"/>
             </w:pPr>
             <w:r>
-              <w:t xml:space="preserve">☐</w:t>
+              <w:t xml:space="preserve">[ ]</w:t>
             </w:r>
           </w:p>
         </w:tc>
       </w:tr>
     </w:tbl>
     <w:bookmarkEnd w:id="35"/>
-    <w:bookmarkStart w:id="36" w:name="h2-tie-on-prune-cascade"/>
+    <w:bookmarkStart w:id="36" w:name="h.2-tie-on-prune-cascade"/>
     <w:p>
       <w:pPr>
         <w:pStyle w:val="Heading3"/>
@@ -8100,7 +8320,8 @@
     <w:tbl>
       <w:tblPr>
         <w:tblStyle w:val="Table"/>
-        <w:tblW w:type="auto" w:w="0"/>
+        <w:tblW w:type="pct" w:w="5000"/>
+        <w:tblLayout w:type="fixed"/>
         <w:tblLook w:firstRow="1" w:lastRow="0" w:firstColumn="0" w:lastColumn="0" w:noHBand="0" w:noVBand="0" w:val="0020"/>
       </w:tblPr>
       <w:tblGrid>
@@ -8202,7 +8423,7 @@
               <w:pStyle w:val="Compact"/>
             </w:pPr>
             <w:r>
-              <w:t xml:space="preserve">☐</w:t>
+              <w:t xml:space="preserve">[ ]</w:t>
             </w:r>
           </w:p>
         </w:tc>
@@ -8260,7 +8481,7 @@
               <w:pStyle w:val="Compact"/>
             </w:pPr>
             <w:r>
-              <w:t xml:space="preserve">☐</w:t>
+              <w:t xml:space="preserve">[ ]</w:t>
             </w:r>
           </w:p>
         </w:tc>
@@ -8275,7 +8496,7 @@
     </w:p>
     <w:bookmarkEnd w:id="36"/>
     <w:bookmarkEnd w:id="37"/>
-    <w:bookmarkStart w:id="38" w:name="i-tenant-member-operations"/>
+    <w:bookmarkStart w:id="38" w:name="i.-tenant-member-operations"/>
     <w:p>
       <w:pPr>
         <w:pStyle w:val="Heading2"/>
@@ -8289,7 +8510,7 @@
         <w:pStyle w:val="FirstParagraph"/>
       </w:pPr>
       <w:r>
-        <w:t xml:space="preserve">Tenant member adds, role changes, and removals all flow through</w:t>
+        <w:t xml:space="preserve">Tenant member adds and removals flow through</w:t>
       </w:r>
       <w:r>
         <w:t xml:space="preserve"> </w:t>
@@ -8301,10 +8522,31 @@
         <w:t xml:space="preserve">TenantMembersController</w:t>
       </w:r>
       <w:r>
-        <w:t xml:space="preserve"> </w:t>
-      </w:r>
-      <w:r>
-        <w:t xml:space="preserve">and use RowVersion on</w:t>
+        <w:t xml:space="preserve">.</w:t>
+      </w:r>
+      <w:r>
+        <w:t xml:space="preserve"> </w:t>
+      </w:r>
+      <w:r>
+        <w:t xml:space="preserve">The per-member Admin/Contributor/Viewer role has been retired in the</w:t>
+      </w:r>
+      <w:r>
+        <w:t xml:space="preserve"> </w:t>
+      </w:r>
+      <w:r>
+        <w:t xml:space="preserve">authorization redesign — there is no role-change action any more, so</w:t>
+      </w:r>
+      <w:r>
+        <w:t xml:space="preserve"> </w:t>
+      </w:r>
+      <w:r>
+        <w:t xml:space="preserve">the role-change concurrency rows that used to live here are gone.</w:t>
+      </w:r>
+      <w:r>
+        <w:t xml:space="preserve"> </w:t>
+      </w:r>
+      <w:r>
+        <w:t xml:space="preserve">RowVersion still exists on</w:t>
       </w:r>
       <w:r>
         <w:t xml:space="preserve"> </w:t>
@@ -8319,25 +8561,20 @@
         <w:t xml:space="preserve"> </w:t>
       </w:r>
       <w:r>
-        <w:t xml:space="preserve">for</w:t>
-      </w:r>
-      <w:r>
-        <w:t xml:space="preserve"> </w:t>
-      </w:r>
-      <w:r>
-        <w:t xml:space="preserve">concurrency. The role-change inline dropdown on the Members page sends</w:t>
-      </w:r>
-      <w:r>
-        <w:t xml:space="preserve"> </w:t>
-      </w:r>
-      <w:r>
-        <w:t xml:space="preserve">the row's RowVersion as part of the PATCH body.</w:t>
+        <w:t xml:space="preserve">as a future-proofing column</w:t>
+      </w:r>
+      <w:r>
+        <w:t xml:space="preserve"> </w:t>
+      </w:r>
+      <w:r>
+        <w:t xml:space="preserve">but no current operation reads it (add/remove are unique-key writes).</w:t>
       </w:r>
     </w:p>
     <w:tbl>
       <w:tblPr>
         <w:tblStyle w:val="Table"/>
-        <w:tblW w:type="auto" w:w="0"/>
+        <w:tblW w:type="pct" w:w="5000"/>
+        <w:tblLayout w:type="fixed"/>
         <w:tblLook w:firstRow="1" w:lastRow="0" w:firstColumn="0" w:lastColumn="0" w:noHBand="0" w:noVBand="0" w:val="0020"/>
       </w:tblPr>
       <w:tblGrid>
@@ -8406,7 +8643,7 @@
                 <w:b/>
                 <w:bCs/>
               </w:rPr>
-              <w:t xml:space="preserve">Role change race, same admin.</w:t>
+              <w:t xml:space="preserve">Add same user race, same admin.</w:t>
             </w:r>
             <w:r>
               <w:t xml:space="preserve"> </w:t>
@@ -8427,31 +8664,61 @@
               <w:t xml:space="preserve"> </w:t>
             </w:r>
             <w:r>
-              <w:t xml:space="preserve">in two tabs. Tab 1: change Adam's role to Admin → success. Tab 2 (still showing Adam as Contributor): change his role to Viewer →</w:t>
-            </w:r>
-            <w:r>
-              <w:t xml:space="preserve"> </w:t>
-            </w:r>
-            <w:r>
-              <w:rPr>
-                <w:b/>
-                <w:bCs/>
-              </w:rPr>
-              <w:t xml:space="preserve">409 banner</w:t>
-            </w:r>
-            <w:r>
-              <w:t xml:space="preserve">.</w:t>
-            </w:r>
-          </w:p>
-        </w:tc>
-        <w:tc>
-          <w:tcPr/>
-          <w:p>
-            <w:pPr>
-              <w:pStyle w:val="Compact"/>
-            </w:pPr>
-            <w:r>
-              <w:t xml:space="preserve">☐</w:t>
+              <w:t xml:space="preserve">in two tabs. Both select the same candidate user from the</w:t>
+            </w:r>
+            <w:r>
+              <w:t xml:space="preserve"> </w:t>
+            </w:r>
+            <w:r>
+              <w:t xml:space="preserve">“Add member”</w:t>
+            </w:r>
+            <w:r>
+              <w:t xml:space="preserve"> </w:t>
+            </w:r>
+            <w:r>
+              <w:t xml:space="preserve">dropdown and submit. First succeeds; second → server returns</w:t>
+            </w:r>
+            <w:r>
+              <w:t xml:space="preserve"> </w:t>
+            </w:r>
+            <w:r>
+              <w:rPr>
+                <w:b/>
+                <w:bCs/>
+              </w:rPr>
+              <w:t xml:space="preserve">409 Conflict</w:t>
+            </w:r>
+            <w:r>
+              <w:t xml:space="preserve"> </w:t>
+            </w:r>
+            <w:r>
+              <w:t xml:space="preserve">with a duplicate-member problem detail (the unique</w:t>
+            </w:r>
+            <w:r>
+              <w:t xml:space="preserve"> </w:t>
+            </w:r>
+            <w:r>
+              <w:rPr>
+                <w:rStyle w:val="VerbatimChar"/>
+              </w:rPr>
+              <w:t xml:space="preserve">(TenantId, UserId)</w:t>
+            </w:r>
+            <w:r>
+              <w:t xml:space="preserve"> </w:t>
+            </w:r>
+            <w:r>
+              <w:t xml:space="preserve">index catches the race).</w:t>
+            </w:r>
+          </w:p>
+        </w:tc>
+        <w:tc>
+          <w:tcPr/>
+          <w:p>
+            <w:pPr>
+              <w:pStyle w:val="Compact"/>
+            </w:pPr>
+            <w:r>
+              <w:t xml:space="preserve">[ ]</w:t>
             </w:r>
           </w:p>
         </w:tc>
@@ -8479,13 +8746,13 @@
                 <w:b/>
                 <w:bCs/>
               </w:rPr>
-              <w:t xml:space="preserve">Role change race, different admins.</w:t>
-            </w:r>
-            <w:r>
-              <w:t xml:space="preserve"> </w:t>
-            </w:r>
-            <w:r>
-              <w:t xml:space="preserve">Two</w:t>
+              <w:t xml:space="preserve">Add same user race, different admins.</w:t>
+            </w:r>
+            <w:r>
+              <w:t xml:space="preserve"> </w:t>
+            </w:r>
+            <w:r>
+              <w:t xml:space="preserve">Two Supervisors (or two</w:t>
             </w:r>
             <w:r>
               <w:t xml:space="preserve"> </w:t>
@@ -8497,18 +8764,30 @@
               <w:t xml:space="preserve">enki-admin</w:t>
             </w:r>
             <w:r>
-              <w:t xml:space="preserve">s. Same scenario → 409 in second saver.</w:t>
-            </w:r>
-          </w:p>
-        </w:tc>
-        <w:tc>
-          <w:tcPr/>
-          <w:p>
-            <w:pPr>
-              <w:pStyle w:val="Compact"/>
-            </w:pPr>
-            <w:r>
-              <w:t xml:space="preserve">☐</w:t>
+              <w:t xml:space="preserve">s) of</w:t>
+            </w:r>
+            <w:r>
+              <w:t xml:space="preserve"> </w:t>
+            </w:r>
+            <w:r>
+              <w:rPr>
+                <w:rStyle w:val="VerbatimChar"/>
+              </w:rPr>
+              <w:t xml:space="preserve">PERMIAN</w:t>
+            </w:r>
+            <w:r>
+              <w:t xml:space="preserve">. Same scenario → 409 in second saver.</w:t>
+            </w:r>
+          </w:p>
+        </w:tc>
+        <w:tc>
+          <w:tcPr/>
+          <w:p>
+            <w:pPr>
+              <w:pStyle w:val="Compact"/>
+            </w:pPr>
+            <w:r>
+              <w:t xml:space="preserve">[ ]</w:t>
             </w:r>
           </w:p>
         </w:tc>
@@ -8536,13 +8815,13 @@
                 <w:b/>
                 <w:bCs/>
               </w:rPr>
-              <w:t xml:space="preserve">Add vs Remove race.</w:t>
-            </w:r>
-            <w:r>
-              <w:t xml:space="preserve"> </w:t>
-            </w:r>
-            <w:r>
-              <w:t xml:space="preserve">Tab 1: Remove Zara from</w:t>
+              <w:t xml:space="preserve">Remove race.</w:t>
+            </w:r>
+            <w:r>
+              <w:t xml:space="preserve"> </w:t>
+            </w:r>
+            <w:r>
+              <w:t xml:space="preserve">Both tabs see Zara as a member of</w:t>
             </w:r>
             <w:r>
               <w:t xml:space="preserve"> </w:t>
@@ -8554,10 +8833,7 @@
               <w:t xml:space="preserve">PERMIAN</w:t>
             </w:r>
             <w:r>
-              <w:t xml:space="preserve"> </w:t>
-            </w:r>
-            <w:r>
-              <w:t xml:space="preserve">→ success. Tab 2: change Zara's role →</w:t>
+              <w:t xml:space="preserve">. Tab 1: Remove Zara → success. Tab 2: Remove Zara →</w:t>
             </w:r>
             <w:r>
               <w:t xml:space="preserve"> </w:t>
@@ -8573,18 +8849,18 @@
               <w:t xml:space="preserve"> </w:t>
             </w:r>
             <w:r>
-              <w:t xml:space="preserve">(membership row no longer exists; structural, not concurrency).</w:t>
-            </w:r>
-          </w:p>
-        </w:tc>
-        <w:tc>
-          <w:tcPr/>
-          <w:p>
-            <w:pPr>
-              <w:pStyle w:val="Compact"/>
-            </w:pPr>
-            <w:r>
-              <w:t xml:space="preserve">☐</w:t>
+              <w:t xml:space="preserve">(membership row already gone; structural, not concurrency).</w:t>
+            </w:r>
+          </w:p>
+        </w:tc>
+        <w:tc>
+          <w:tcPr/>
+          <w:p>
+            <w:pPr>
+              <w:pStyle w:val="Compact"/>
+            </w:pPr>
+            <w:r>
+              <w:t xml:space="preserve">[ ]</w:t>
             </w:r>
           </w:p>
         </w:tc>
@@ -8612,24 +8888,24 @@
                 <w:b/>
                 <w:bCs/>
               </w:rPr>
-              <w:t xml:space="preserve">Recovery from role-change 409.</w:t>
-            </w:r>
-            <w:r>
-              <w:t xml:space="preserve"> </w:t>
-            </w:r>
-            <w:r>
-              <w:t xml:space="preserve">Reload tab 2 → role reflects A's choice. Re-apply if desired → success.</w:t>
-            </w:r>
-          </w:p>
-        </w:tc>
-        <w:tc>
-          <w:tcPr/>
-          <w:p>
-            <w:pPr>
-              <w:pStyle w:val="Compact"/>
-            </w:pPr>
-            <w:r>
-              <w:t xml:space="preserve">☐</w:t>
+              <w:t xml:space="preserve">Add-then-remove vs add race.</w:t>
+            </w:r>
+            <w:r>
+              <w:t xml:space="preserve"> </w:t>
+            </w:r>
+            <w:r>
+              <w:t xml:space="preserve">Tab 1: Add Y → success. Tab 2 (had loaded before A’s add) attempts Add Y → 409 (duplicate). Tab 1: Remove Y → success. Tab 2: Add Y again → success (idempotent re-add after removal).</w:t>
+            </w:r>
+          </w:p>
+        </w:tc>
+        <w:tc>
+          <w:tcPr/>
+          <w:p>
+            <w:pPr>
+              <w:pStyle w:val="Compact"/>
+            </w:pPr>
+            <w:r>
+              <w:t xml:space="preserve">[ ]</w:t>
             </w:r>
           </w:p>
         </w:tc>
@@ -8657,55 +8933,24 @@
                 <w:b/>
                 <w:bCs/>
               </w:rPr>
-              <w:t xml:space="preserve">Add same user race.</w:t>
-            </w:r>
-            <w:r>
-              <w:t xml:space="preserve"> </w:t>
-            </w:r>
-            <w:r>
-              <w:t xml:space="preserve">Both tabs select the same candidate user from the "Add member" dropdown and submit. First succeeds; second → server returns</w:t>
-            </w:r>
-            <w:r>
-              <w:t xml:space="preserve"> </w:t>
-            </w:r>
-            <w:r>
-              <w:rPr>
-                <w:b/>
-                <w:bCs/>
-              </w:rPr>
-              <w:t xml:space="preserve">409 Conflict</w:t>
-            </w:r>
-            <w:r>
-              <w:t xml:space="preserve"> </w:t>
-            </w:r>
-            <w:r>
-              <w:t xml:space="preserve">with a duplicate-member problem detail (NOT a stale-RowVersion 409 — there's no row yet to have a version; the conflict is the unique</w:t>
-            </w:r>
-            <w:r>
-              <w:t xml:space="preserve"> </w:t>
-            </w:r>
-            <w:r>
-              <w:rPr>
-                <w:rStyle w:val="VerbatimChar"/>
-              </w:rPr>
-              <w:t xml:space="preserve">(TenantId, UserId)</w:t>
-            </w:r>
-            <w:r>
-              <w:t xml:space="preserve"> </w:t>
-            </w:r>
-            <w:r>
-              <w:t xml:space="preserve">index).</w:t>
-            </w:r>
-          </w:p>
-        </w:tc>
-        <w:tc>
-          <w:tcPr/>
-          <w:p>
-            <w:pPr>
-              <w:pStyle w:val="Compact"/>
-            </w:pPr>
-            <w:r>
-              <w:t xml:space="preserve">☐</w:t>
+              <w:t xml:space="preserve">Recovery.</w:t>
+            </w:r>
+            <w:r>
+              <w:t xml:space="preserve"> </w:t>
+            </w:r>
+            <w:r>
+              <w:t xml:space="preserve">From any 409 above, reload the tab → grid reflects A’s state. Re-apply intent (add a different user, or remove a different row) → success.</w:t>
+            </w:r>
+          </w:p>
+        </w:tc>
+        <w:tc>
+          <w:tcPr/>
+          <w:p>
+            <w:pPr>
+              <w:pStyle w:val="Compact"/>
+            </w:pPr>
+            <w:r>
+              <w:t xml:space="preserve">[ ]</w:t>
             </w:r>
           </w:p>
         </w:tc>
@@ -8719,7 +8964,7 @@
       </w:r>
     </w:p>
     <w:bookmarkEnd w:id="38"/>
-    <w:bookmarkStart w:id="39" w:name="j-cross-user-scenarios--sampler"/>
+    <w:bookmarkStart w:id="39" w:name="j.-cross-user-scenarios-sampler"/>
     <w:p>
       <w:pPr>
         <w:pStyle w:val="Heading2"/>
@@ -8739,7 +8984,7 @@
         <w:t xml:space="preserve"> </w:t>
       </w:r>
       <w:r>
-        <w:t xml:space="preserve">shape works regardless of who's signed in. Each test pair is run with</w:t>
+        <w:t xml:space="preserve">shape works regardless of who’s signed in. Each test pair is run with</w:t>
       </w:r>
       <w:r>
         <w:t xml:space="preserve"> </w:t>
@@ -8757,7 +9002,8 @@
     <w:tbl>
       <w:tblPr>
         <w:tblStyle w:val="Table"/>
-        <w:tblW w:type="auto" w:w="0"/>
+        <w:tblW w:type="pct" w:w="5000"/>
+        <w:tblLayout w:type="fixed"/>
         <w:tblLook w:firstRow="1" w:lastRow="0" w:firstColumn="0" w:lastColumn="0" w:noHBand="0" w:noVBand="0" w:val="0020"/>
       </w:tblPr>
       <w:tblGrid>
@@ -8833,7 +9079,7 @@
               <w:pStyle w:val="Compact"/>
             </w:pPr>
             <w:r>
-              <w:t xml:space="preserve">☐</w:t>
+              <w:t xml:space="preserve">[ ]</w:t>
             </w:r>
           </w:p>
         </w:tc>
@@ -8880,7 +9126,7 @@
               <w:pStyle w:val="Compact"/>
             </w:pPr>
             <w:r>
-              <w:t xml:space="preserve">☐</w:t>
+              <w:t xml:space="preserve">[ ]</w:t>
             </w:r>
           </w:p>
         </w:tc>
@@ -8927,7 +9173,7 @@
               <w:pStyle w:val="Compact"/>
             </w:pPr>
             <w:r>
-              <w:t xml:space="preserve">☐</w:t>
+              <w:t xml:space="preserve">[ ]</w:t>
             </w:r>
           </w:p>
         </w:tc>
@@ -8963,18 +9209,18 @@
               <w:t xml:space="preserve">enki-admin</w:t>
             </w:r>
             <w:r>
-              <w:t xml:space="preserve">s. Both deactivate the same Tenant. Second hitter → 409 (because the row moved to Inactive after A and B's stale RowVersion fails).</w:t>
-            </w:r>
-          </w:p>
-        </w:tc>
-        <w:tc>
-          <w:tcPr/>
-          <w:p>
-            <w:pPr>
-              <w:pStyle w:val="Compact"/>
-            </w:pPr>
-            <w:r>
-              <w:t xml:space="preserve">☐</w:t>
+              <w:t xml:space="preserve">s. Both deactivate the same Tenant. Second hitter → 409 (because the row moved to Inactive after A and B’s stale RowVersion fails).</w:t>
+            </w:r>
+          </w:p>
+        </w:tc>
+        <w:tc>
+          <w:tcPr/>
+          <w:p>
+            <w:pPr>
+              <w:pStyle w:val="Compact"/>
+            </w:pPr>
+            <w:r>
+              <w:t xml:space="preserve">[ ]</w:t>
             </w:r>
           </w:p>
         </w:tc>
@@ -8998,7 +9244,7 @@
               <w:pStyle w:val="Compact"/>
             </w:pPr>
             <w:r>
-              <w:t xml:space="preserve">Tenant Admin +</w:t>
+              <w:t xml:space="preserve">A Supervisor tenant member + an</w:t>
             </w:r>
             <w:r>
               <w:t xml:space="preserve"> </w:t>
@@ -9010,18 +9256,30 @@
               <w:t xml:space="preserve">enki-admin</w:t>
             </w:r>
             <w:r>
-              <w:t xml:space="preserve">. Both change the same member's role. Second saver → 409.</w:t>
-            </w:r>
-          </w:p>
-        </w:tc>
-        <w:tc>
-          <w:tcPr/>
-          <w:p>
-            <w:pPr>
-              <w:pStyle w:val="Compact"/>
-            </w:pPr>
-            <w:r>
-              <w:t xml:space="preserve">☐</w:t>
+              <w:t xml:space="preserve">. Both add the same candidate user to</w:t>
+            </w:r>
+            <w:r>
+              <w:t xml:space="preserve"> </w:t>
+            </w:r>
+            <w:r>
+              <w:rPr>
+                <w:rStyle w:val="VerbatimChar"/>
+              </w:rPr>
+              <w:t xml:space="preserve">PERMIAN</w:t>
+            </w:r>
+            <w:r>
+              <w:t xml:space="preserve">. Second submitter → 409 Conflict (duplicate member; per-tenant role is gone, so the race is on the unique key).</w:t>
+            </w:r>
+          </w:p>
+        </w:tc>
+        <w:tc>
+          <w:tcPr/>
+          <w:p>
+            <w:pPr>
+              <w:pStyle w:val="Compact"/>
+            </w:pPr>
+            <w:r>
+              <w:t xml:space="preserve">[ ]</w:t>
             </w:r>
           </w:p>
         </w:tc>
@@ -9056,7 +9314,7 @@
               <w:pStyle w:val="Compact"/>
             </w:pPr>
             <w:r>
-              <w:t xml:space="preserve">☐</w:t>
+              <w:t xml:space="preserve">[ ]</w:t>
             </w:r>
           </w:p>
         </w:tc>
@@ -9080,7 +9338,7 @@
               <w:pStyle w:val="Compact"/>
             </w:pPr>
             <w:r>
-              <w:t xml:space="preserve">Audit trail check after CC-XU-01: open the Job's per-entity audit tile. Should show the first writer's</w:t>
+              <w:t xml:space="preserve">Audit trail check after CC-XU-01: open the Job’s per-entity audit tile. Should show the first writer’s</w:t>
             </w:r>
             <w:r>
               <w:t xml:space="preserve"> </w:t>
@@ -9095,18 +9353,18 @@
               <w:t xml:space="preserve"> </w:t>
             </w:r>
             <w:r>
-              <w:t xml:space="preserve">row only — the second writer's attempt produced no audit row because the save failed.</w:t>
-            </w:r>
-          </w:p>
-        </w:tc>
-        <w:tc>
-          <w:tcPr/>
-          <w:p>
-            <w:pPr>
-              <w:pStyle w:val="Compact"/>
-            </w:pPr>
-            <w:r>
-              <w:t xml:space="preserve">☐</w:t>
+              <w:t xml:space="preserve">row only — the second writer’s attempt produced no audit row because the save failed.</w:t>
+            </w:r>
+          </w:p>
+        </w:tc>
+        <w:tc>
+          <w:tcPr/>
+          <w:p>
+            <w:pPr>
+              <w:pStyle w:val="Compact"/>
+            </w:pPr>
+            <w:r>
+              <w:t xml:space="preserve">[ ]</w:t>
             </w:r>
           </w:p>
         </w:tc>
@@ -9120,7 +9378,7 @@
       </w:r>
     </w:p>
     <w:bookmarkEnd w:id="39"/>
-    <w:bookmarkStart w:id="40" w:name="k-recovery-flows"/>
+    <w:bookmarkStart w:id="40" w:name="k.-recovery-flows"/>
     <w:p>
       <w:pPr>
         <w:pStyle w:val="Heading2"/>
@@ -9146,7 +9404,8 @@
     <w:tbl>
       <w:tblPr>
         <w:tblStyle w:val="Table"/>
-        <w:tblW w:type="auto" w:w="0"/>
+        <w:tblW w:type="pct" w:w="5000"/>
+        <w:tblLayout w:type="fixed"/>
         <w:tblLook w:firstRow="1" w:lastRow="0" w:firstColumn="0" w:lastColumn="0" w:noHBand="0" w:noVBand="0" w:val="0020"/>
       </w:tblPr>
       <w:tblGrid>
@@ -9221,7 +9480,7 @@
               <w:t xml:space="preserve"> </w:t>
             </w:r>
             <w:r>
-              <w:t xml:space="preserve">Hit a 409 on any field-edit (e.g., Job edit). Verify: red banner with the standard 409 copy; form keeps the user's typed values;</w:t>
+              <w:t xml:space="preserve">Hit a 409 on any field-edit (e.g., Job edit). Verify: red banner with the standard 409 copy; form keeps the user’s typed values;</w:t>
             </w:r>
             <w:r>
               <w:t xml:space="preserve"> </w:t>
@@ -9247,7 +9506,7 @@
               <w:pStyle w:val="Compact"/>
             </w:pPr>
             <w:r>
-              <w:t xml:space="preserve">☐</w:t>
+              <w:t xml:space="preserve">[ ]</w:t>
             </w:r>
           </w:p>
         </w:tc>
@@ -9281,18 +9540,18 @@
               <w:t xml:space="preserve"> </w:t>
             </w:r>
             <w:r>
-              <w:t xml:space="preserve">From the post-409 state in CC-REC-01, manually reload the page (browser refresh). Verify: form is freshly loaded with the post-A values; the user's previously-typed values are gone (no draft preservation across reloads); the RowVersion in the hidden field is fresh.</w:t>
-            </w:r>
-          </w:p>
-        </w:tc>
-        <w:tc>
-          <w:tcPr/>
-          <w:p>
-            <w:pPr>
-              <w:pStyle w:val="Compact"/>
-            </w:pPr>
-            <w:r>
-              <w:t xml:space="preserve">☐</w:t>
+              <w:t xml:space="preserve">From the post-409 state in CC-REC-01, manually reload the page (browser refresh). Verify: form is freshly loaded with the post-A values; the user’s previously-typed values are gone (no draft preservation across reloads); the RowVersion in the hidden field is fresh.</w:t>
+            </w:r>
+          </w:p>
+        </w:tc>
+        <w:tc>
+          <w:tcPr/>
+          <w:p>
+            <w:pPr>
+              <w:pStyle w:val="Compact"/>
+            </w:pPr>
+            <w:r>
+              <w:t xml:space="preserve">[ ]</w:t>
             </w:r>
           </w:p>
         </w:tc>
@@ -9337,7 +9596,7 @@
               <w:pStyle w:val="Compact"/>
             </w:pPr>
             <w:r>
-              <w:t xml:space="preserve">☐</w:t>
+              <w:t xml:space="preserve">[ ]</w:t>
             </w:r>
           </w:p>
         </w:tc>
@@ -9382,7 +9641,7 @@
               <w:pStyle w:val="Compact"/>
             </w:pPr>
             <w:r>
-              <w:t xml:space="preserve">☐</w:t>
+              <w:t xml:space="preserve">[ ]</w:t>
             </w:r>
           </w:p>
         </w:tc>
@@ -9416,7 +9675,7 @@
               <w:t xml:space="preserve"> </w:t>
             </w:r>
             <w:r>
-              <w:t xml:space="preserve">Hit a 409 on any field edit. Open the per-entity audit tile. Verify: only the first (successful) writer's</w:t>
+              <w:t xml:space="preserve">Hit a 409 on any field edit. Open the per-entity audit tile. Verify: only the first (successful) writer’s</w:t>
             </w:r>
             <w:r>
               <w:t xml:space="preserve"> </w:t>
@@ -9431,18 +9690,18 @@
               <w:t xml:space="preserve"> </w:t>
             </w:r>
             <w:r>
-              <w:t xml:space="preserve">row appears. The second writer's failed attempt is NOT in the audit log.</w:t>
-            </w:r>
-          </w:p>
-        </w:tc>
-        <w:tc>
-          <w:tcPr/>
-          <w:p>
-            <w:pPr>
-              <w:pStyle w:val="Compact"/>
-            </w:pPr>
-            <w:r>
-              <w:t xml:space="preserve">☐</w:t>
+              <w:t xml:space="preserve">row appears. The second writer’s failed attempt is NOT in the audit log.</w:t>
+            </w:r>
+          </w:p>
+        </w:tc>
+        <w:tc>
+          <w:tcPr/>
+          <w:p>
+            <w:pPr>
+              <w:pStyle w:val="Compact"/>
+            </w:pPr>
+            <w:r>
+              <w:t xml:space="preserve">[ ]</w:t>
             </w:r>
           </w:p>
         </w:tc>
@@ -9456,7 +9715,7 @@
       </w:r>
     </w:p>
     <w:bookmarkEnd w:id="40"/>
-    <w:bookmarkStart w:id="41" w:name="l-edge-cases"/>
+    <w:bookmarkStart w:id="41" w:name="l.-edge-cases"/>
     <w:p>
       <w:pPr>
         <w:pStyle w:val="Heading2"/>
@@ -9476,7 +9735,8 @@
     <w:tbl>
       <w:tblPr>
         <w:tblStyle w:val="Table"/>
-        <w:tblW w:type="auto" w:w="0"/>
+        <w:tblW w:type="pct" w:w="5000"/>
+        <w:tblLayout w:type="fixed"/>
         <w:tblLook w:firstRow="1" w:lastRow="0" w:firstColumn="0" w:lastColumn="0" w:noHBand="0" w:noVBand="0" w:val="0020"/>
       </w:tblPr>
       <w:tblGrid>
@@ -9608,7 +9868,7 @@
               <w:pStyle w:val="Compact"/>
             </w:pPr>
             <w:r>
-              <w:t xml:space="preserve">☐</w:t>
+              <w:t xml:space="preserve">[ ]</w:t>
             </w:r>
           </w:p>
         </w:tc>
@@ -9642,7 +9902,7 @@
               <w:t xml:space="preserve"> </w:t>
             </w:r>
             <w:r>
-              <w:t xml:space="preserve">Same form, set the hidden input's value to</w:t>
+              <w:t xml:space="preserve">Same form, set the hidden input’s value to</w:t>
             </w:r>
             <w:r>
               <w:t xml:space="preserve"> </w:t>
@@ -9665,7 +9925,7 @@
               <w:pStyle w:val="Compact"/>
             </w:pPr>
             <w:r>
-              <w:t xml:space="preserve">☐</w:t>
+              <w:t xml:space="preserve">[ ]</w:t>
             </w:r>
           </w:p>
         </w:tc>
@@ -9725,7 +9985,7 @@
               <w:pStyle w:val="Compact"/>
             </w:pPr>
             <w:r>
-              <w:t xml:space="preserve">☐</w:t>
+              <w:t xml:space="preserve">[ ]</w:t>
             </w:r>
           </w:p>
         </w:tc>
@@ -9774,18 +10034,24 @@
               <w:t xml:space="preserve"> </w:t>
             </w:r>
             <w:r>
-              <w:t xml:space="preserve">→ server returns 400 ValidationProblem with "RowVersion must be a base64-encoded byte sequence."</w:t>
-            </w:r>
-          </w:p>
-        </w:tc>
-        <w:tc>
-          <w:tcPr/>
-          <w:p>
-            <w:pPr>
-              <w:pStyle w:val="Compact"/>
-            </w:pPr>
-            <w:r>
-              <w:t xml:space="preserve">☐</w:t>
+              <w:t xml:space="preserve">→ server returns 400 ValidationProblem with</w:t>
+            </w:r>
+            <w:r>
+              <w:t xml:space="preserve"> </w:t>
+            </w:r>
+            <w:r>
+              <w:t xml:space="preserve">“RowVersion must be a base64-encoded byte sequence.”</w:t>
+            </w:r>
+          </w:p>
+        </w:tc>
+        <w:tc>
+          <w:tcPr/>
+          <w:p>
+            <w:pPr>
+              <w:pStyle w:val="Compact"/>
+            </w:pPr>
+            <w:r>
+              <w:t xml:space="preserve">[ ]</w:t>
             </w:r>
           </w:p>
         </w:tc>
@@ -9834,18 +10100,18 @@
               <w:t xml:space="preserve"> </w:t>
             </w:r>
             <w:r>
-              <w:t xml:space="preserve">decodes to 3 bytes). Save → server's WHERE clause matches no row → 409 banner. (NOT 400 — the format is technically valid base64.)</w:t>
-            </w:r>
-          </w:p>
-        </w:tc>
-        <w:tc>
-          <w:tcPr/>
-          <w:p>
-            <w:pPr>
-              <w:pStyle w:val="Compact"/>
-            </w:pPr>
-            <w:r>
-              <w:t xml:space="preserve">☐</w:t>
+              <w:t xml:space="preserve">decodes to 3 bytes). Save → server’s WHERE clause matches no row → 409 banner. (NOT 400 — the format is technically valid base64.)</w:t>
+            </w:r>
+          </w:p>
+        </w:tc>
+        <w:tc>
+          <w:tcPr/>
+          <w:p>
+            <w:pPr>
+              <w:pStyle w:val="Compact"/>
+            </w:pPr>
+            <w:r>
+              <w:t xml:space="preserve">[ ]</w:t>
             </w:r>
           </w:p>
         </w:tc>
@@ -9879,18 +10145,18 @@
               <w:t xml:space="preserve"> </w:t>
             </w:r>
             <w:r>
-              <w:t xml:space="preserve">Edit Job A. Replace the hidden RowVersion value with one captured from Job B (different row). Save → 409 (the value doesn't match Job A's row).</w:t>
-            </w:r>
-          </w:p>
-        </w:tc>
-        <w:tc>
-          <w:tcPr/>
-          <w:p>
-            <w:pPr>
-              <w:pStyle w:val="Compact"/>
-            </w:pPr>
-            <w:r>
-              <w:t xml:space="preserve">☐</w:t>
+              <w:t xml:space="preserve">Edit Job A. Replace the hidden RowVersion value with one captured from Job B (different row). Save → 409 (the value doesn’t match Job A’s row).</w:t>
+            </w:r>
+          </w:p>
+        </w:tc>
+        <w:tc>
+          <w:tcPr/>
+          <w:p>
+            <w:pPr>
+              <w:pStyle w:val="Compact"/>
+            </w:pPr>
+            <w:r>
+              <w:t xml:space="preserve">[ ]</w:t>
             </w:r>
           </w:p>
         </w:tc>
@@ -9965,7 +10231,7 @@
               <w:pStyle w:val="Compact"/>
             </w:pPr>
             <w:r>
-              <w:t xml:space="preserve">☐</w:t>
+              <w:t xml:space="preserve">[ ]</w:t>
             </w:r>
           </w:p>
         </w:tc>
@@ -10014,18 +10280,18 @@
               <w:t xml:space="preserve"> </w:t>
             </w:r>
             <w:r>
-              <w:t xml:space="preserve">with a body carrying user B's stamp → 409 banner (same shape as a stale stamp).</w:t>
-            </w:r>
-          </w:p>
-        </w:tc>
-        <w:tc>
-          <w:tcPr/>
-          <w:p>
-            <w:pPr>
-              <w:pStyle w:val="Compact"/>
-            </w:pPr>
-            <w:r>
-              <w:t xml:space="preserve">☐</w:t>
+              <w:t xml:space="preserve">with a body carrying user B’s stamp → 409 banner (same shape as a stale stamp).</w:t>
+            </w:r>
+          </w:p>
+        </w:tc>
+        <w:tc>
+          <w:tcPr/>
+          <w:p>
+            <w:pPr>
+              <w:pStyle w:val="Compact"/>
+            </w:pPr>
+            <w:r>
+              <w:t xml:space="preserve">[ ]</w:t>
             </w:r>
           </w:p>
         </w:tc>
@@ -10070,7 +10336,7 @@
               <w:pStyle w:val="Compact"/>
             </w:pPr>
             <w:r>
-              <w:t xml:space="preserve">☐</w:t>
+              <w:t xml:space="preserve">[ ]</w:t>
             </w:r>
           </w:p>
         </w:tc>
@@ -10104,7 +10370,19 @@
               <w:t xml:space="preserve"> </w:t>
             </w:r>
             <w:r>
-              <w:t xml:space="preserve">Open a Draft Job in two tabs. Tab 1: Archive → row Archived. Tab 2: Activate → check the order of failures. Per controller code, the order is: stamp pin → idempotent check → state-machine check → save. So Tab 2's stale RowVersion is pinned (no 400), idempotent check fails (target Active != current Archived), state-machine check fails (Archived → Active is invalid) → 409 with "Cannot transition" message.</w:t>
+              <w:t xml:space="preserve">Open a Draft Job in two tabs. Tab 1: Archive → row Archived. Tab 2: Activate → check the order of failures. Per controller code, the order is: stamp pin → idempotent check → state-machine check → save. So Tab 2’s stale RowVersion is pinned (no 400), idempotent check fails (target Active != current Archived), state-machine check fails (Archived → Active is invalid) → 409 with</w:t>
+            </w:r>
+            <w:r>
+              <w:t xml:space="preserve"> </w:t>
+            </w:r>
+            <w:r>
+              <w:t xml:space="preserve">“Cannot transition”</w:t>
+            </w:r>
+            <w:r>
+              <w:t xml:space="preserve"> </w:t>
+            </w:r>
+            <w:r>
+              <w:t xml:space="preserve">message.</w:t>
             </w:r>
             <w:r>
               <w:t xml:space="preserve"> </w:t>
@@ -10125,7 +10403,7 @@
               <w:pStyle w:val="Compact"/>
             </w:pPr>
             <w:r>
-              <w:t xml:space="preserve">☐</w:t>
+              <w:t xml:space="preserve">[ ]</w:t>
             </w:r>
           </w:p>
         </w:tc>
@@ -10139,7 +10417,7 @@
       </w:r>
     </w:p>
     <w:bookmarkEnd w:id="41"/>
-    <w:bookmarkStart w:id="43" w:name="m-known-gaps"/>
+    <w:bookmarkStart w:id="43" w:name="m.-known-gaps"/>
     <w:p>
       <w:pPr>
         <w:pStyle w:val="Heading2"/>
@@ -10168,7 +10446,7 @@
         <w:t xml:space="preserve">backstop) but currently expect the wrong-but-known behavior.</w:t>
       </w:r>
     </w:p>
-    <w:bookmarkStart w:id="42" w:name="m1-calibration-current--superseded-race"/>
+    <w:bookmarkStart w:id="42" w:name="m.1-calibration-current-superseded-race"/>
     <w:p>
       <w:pPr>
         <w:pStyle w:val="Heading3"/>
@@ -10281,7 +10559,8 @@
     <w:tbl>
       <w:tblPr>
         <w:tblStyle w:val="Table"/>
-        <w:tblW w:type="auto" w:w="0"/>
+        <w:tblW w:type="pct" w:w="5000"/>
+        <w:tblLayout w:type="fixed"/>
         <w:tblLook w:firstRow="1" w:lastRow="0" w:firstColumn="0" w:lastColumn="0" w:noHBand="0" w:noVBand="0" w:val="0020"/>
       </w:tblPr>
       <w:tblGrid>
@@ -10417,7 +10696,28 @@
               <w:t xml:space="preserve"> </w:t>
             </w:r>
             <w:r>
-              <w:t xml:space="preserve">(same wall-clock minute, ideally &lt;1s apart). Expected (current bug): both saves succeed; the tool's calibrations grid now shows TWO calibrations both with the "Current" pill and neither with "Superseded".</w:t>
+              <w:t xml:space="preserve">(same wall-clock minute, ideally &lt;1s apart). Expected (current bug): both saves succeed; the tool’s calibrations grid now shows TWO calibrations both with the</w:t>
+            </w:r>
+            <w:r>
+              <w:t xml:space="preserve"> </w:t>
+            </w:r>
+            <w:r>
+              <w:t xml:space="preserve">“Current”</w:t>
+            </w:r>
+            <w:r>
+              <w:t xml:space="preserve"> </w:t>
+            </w:r>
+            <w:r>
+              <w:t xml:space="preserve">pill and neither with</w:t>
+            </w:r>
+            <w:r>
+              <w:t xml:space="preserve"> </w:t>
+            </w:r>
+            <w:r>
+              <w:t xml:space="preserve">“Superseded”</w:t>
+            </w:r>
+            <w:r>
+              <w:t xml:space="preserve">.</w:t>
             </w:r>
             <w:r>
               <w:t xml:space="preserve"> </w:t>
@@ -10438,7 +10738,7 @@
               <w:pStyle w:val="Compact"/>
             </w:pPr>
             <w:r>
-              <w:t xml:space="preserve">☐</w:t>
+              <w:t xml:space="preserve">[ ]</w:t>
             </w:r>
           </w:p>
         </w:tc>
@@ -10511,7 +10811,7 @@
               <w:pStyle w:val="Compact"/>
             </w:pPr>
             <w:r>
-              <w:t xml:space="preserve">☐</w:t>
+              <w:t xml:space="preserve">[ ]</w:t>
             </w:r>
           </w:p>
         </w:tc>
@@ -10526,7 +10826,7 @@
     </w:p>
     <w:bookmarkEnd w:id="42"/>
     <w:bookmarkEnd w:id="43"/>
-    <w:bookmarkStart w:id="44" w:name="n-performance--load-non-blocking"/>
+    <w:bookmarkStart w:id="44" w:name="n.-performance-load-non-blocking"/>
     <w:p>
       <w:pPr>
         <w:pStyle w:val="Heading2"/>
@@ -10552,7 +10852,8 @@
     <w:tbl>
       <w:tblPr>
         <w:tblStyle w:val="Table"/>
-        <w:tblW w:type="auto" w:w="0"/>
+        <w:tblW w:type="pct" w:w="5000"/>
+        <w:tblLayout w:type="fixed"/>
         <w:tblLook w:firstRow="1" w:lastRow="0" w:firstColumn="0" w:lastColumn="0" w:noHBand="0" w:noVBand="0" w:val="0020"/>
       </w:tblPr>
       <w:tblGrid>
@@ -10659,7 +10960,7 @@
               <w:pStyle w:val="Compact"/>
             </w:pPr>
             <w:r>
-              <w:t xml:space="preserve">☐</w:t>
+              <w:t xml:space="preserve">[ ]</w:t>
             </w:r>
           </w:p>
         </w:tc>
@@ -10704,7 +11005,7 @@
               <w:pStyle w:val="Compact"/>
             </w:pPr>
             <w:r>
-              <w:t xml:space="preserve">☐</w:t>
+              <w:t xml:space="preserve">[ ]</w:t>
             </w:r>
           </w:p>
         </w:tc>
@@ -10718,7 +11019,7 @@
       </w:r>
     </w:p>
     <w:bookmarkEnd w:id="44"/>
-    <w:bookmarkStart w:id="45" w:name="X7c9864f6abafd788d8d35cd8b658a3f37db020d"/>
+    <w:bookmarkStart w:id="45" w:name="glossary"/>
     <w:p>
       <w:pPr>
         <w:pStyle w:val="Heading2"/>
@@ -10730,7 +11031,8 @@
     <w:tbl>
       <w:tblPr>
         <w:tblStyle w:val="Table"/>
-        <w:tblW w:type="auto" w:w="0"/>
+        <w:tblW w:type="pct" w:w="5000"/>
+        <w:tblLayout w:type="fixed"/>
         <w:tblLook w:firstRow="1" w:lastRow="0" w:firstColumn="0" w:lastColumn="0" w:noHBand="0" w:noVBand="0" w:val="0020"/>
       </w:tblPr>
       <w:tblGrid>
@@ -10843,7 +11145,7 @@
               <w:pStyle w:val="Compact"/>
             </w:pPr>
             <w:r>
-              <w:t xml:space="preserve">ASP.NET Identity's optimistic-concurrency token on</w:t>
+              <w:t xml:space="preserve">ASP.NET Identity’s optimistic-concurrency token on</w:t>
             </w:r>
             <w:r>
               <w:t xml:space="preserve"> </w:t>
@@ -10894,7 +11196,19 @@
               <w:pStyle w:val="Compact"/>
             </w:pPr>
             <w:r>
-              <w:t xml:space="preserve">EF's per-property memory of "what the database had when the entity was loaded." For concurrency tokens, this is the value EF compares in the UPDATE's WHERE clause. The pre-fix code only set CurrentValue, leaving OriginalValue at the loaded-from-DB value — which silently no-op'd the concurrency check.</w:t>
+              <w:t xml:space="preserve">EF’s per-property memory of</w:t>
+            </w:r>
+            <w:r>
+              <w:t xml:space="preserve"> </w:t>
+            </w:r>
+            <w:r>
+              <w:t xml:space="preserve">“what the database had when the entity was loaded.”</w:t>
+            </w:r>
+            <w:r>
+              <w:t xml:space="preserve"> </w:t>
+            </w:r>
+            <w:r>
+              <w:t xml:space="preserve">For concurrency tokens, this is the value EF compares in the UPDATE’s WHERE clause. The pre-fix code only set CurrentValue, leaving OriginalValue at the loaded-from-DB value — which silently no-op’d the concurrency check.</w:t>
             </w:r>
           </w:p>
         </w:tc>
@@ -11144,7 +11458,7 @@
                 <w:i/>
                 <w:iCs/>
               </w:rPr>
-              <w:t xml:space="preserve">"The {entity} was modified by another user since you loaded it. Reload to see the latest values, then re-apply your edit."</w:t>
+              <w:t xml:space="preserve">“The {entity} was modified by another user since you loaded it. Reload to see the latest values, then re-apply your edit.”</w:t>
             </w:r>
             <w:r>
               <w:t xml:space="preserve"> </w:t>
@@ -12116,37 +12430,19 @@
     <w:qFormat/>
     <w:tblPr>
       <w:tblInd w:type="dxa" w:w="0"/>
-      <w:tblBorders>
-        <w:top w:color="808080" w:sz="4" w:val="single"/>
-        <w:left w:color="808080" w:sz="4" w:val="single"/>
-        <w:bottom w:color="808080" w:sz="4" w:val="single"/>
-        <w:right w:color="808080" w:sz="4" w:val="single"/>
-        <w:insideH w:color="C0C0C0" w:sz="4" w:val="single"/>
-        <w:insideV w:color="C0C0C0" w:sz="4" w:val="single"/>
-      </w:tblBorders>
       <w:tblCellMar>
-        <w:top w:type="dxa" w:w="60"/>
+        <w:top w:type="dxa" w:w="0"/>
         <w:left w:type="dxa" w:w="108"/>
-        <w:bottom w:type="dxa" w:w="60"/>
+        <w:bottom w:type="dxa" w:w="0"/>
         <w:right w:type="dxa" w:w="108"/>
       </w:tblCellMar>
     </w:tblPr>
     <w:tblStylePr w:type="firstRow">
-      <w:rPr>
-        <w:b/>
-        <w:color w:val="FFFFFF"/>
-      </w:rPr>
       <w:tcPr>
         <w:tcBorders>
-          <w:bottom w:color="808080" w:sz="4" w:val="single"/>
+          <w:bottom w:val="single"/>
         </w:tcBorders>
-        <w:shd w:color="auto" w:fill="2F5496" w:val="clear"/>
-        <w:vAlign w:val="center"/>
-      </w:tcPr>
-    </w:tblStylePr>
-    <w:tblStylePr w:type="band1Horz">
-      <w:tcPr>
-        <w:shd w:color="auto" w:fill="F2F2F2" w:val="clear"/>
+        <w:vAlign w:val="bottom"/>
       </w:tcPr>
     </w:tblStylePr>
   </w:style>
